--- a/EXPORTS/DOCX/published/niveau2/English/Museum.docx
+++ b/EXPORTS/DOCX/published/niveau2/English/Museum.docx
@@ -320,6 +320,7 @@
       </w:r>
       <w:r>
         <w:rPr>
+          <w:u w:val="single" w:color="0000ff"/>
           <w:rFonts w:ascii="Charis SIL Regular" w:hAnsi="Charis SIL Regular" w:eastAsia="Charis SIL Regular"/>
           <w:b w:val="0"/>
           <w:i w:val="0"/>
@@ -342,14 +343,24 @@
           <w:i w:val="0"/>
           <w:color w:val="0000FF"/>
           <w:sz w:val="24"/>
+        </w:rPr>
+        <w:t xml:space="preserve">Rijks </w:t>
+      </w:r>
+      <w:r>
+        <w:rPr>
+          <w:rFonts w:ascii="Charis SIL Regular" w:hAnsi="Charis SIL Regular" w:eastAsia="Charis SIL Regular"/>
+          <w:b w:val="0"/>
+          <w:i w:val="0"/>
+          <w:color w:val="0000FF"/>
+          <w:sz w:val="24"/>
           <w:u w:val="single"/>
         </w:rPr>
-        <w:hyperlink r:id="rId9" w:history="1">
+        <w:hyperlink r:id="rId10" w:history="1">
           <w:r>
             <w:rPr>
               <w:rStyle w:val="Hyperlink"/>
             </w:rPr>
-            <w:t>Rijks</w:t>
+            <w:t>Etnogra</w:t>
           </w:r>
         </w:hyperlink>
       </w:r>
@@ -362,54 +373,7 @@
           <w:sz w:val="24"/>
           <w:u w:val="single"/>
         </w:rPr>
-        <w:t xml:space="preserve"> </w:t>
-      </w:r>
-      <w:r>
-        <w:rPr>
-          <w:rFonts w:ascii="Charis SIL Regular" w:hAnsi="Charis SIL Regular" w:eastAsia="Charis SIL Regular"/>
-          <w:b w:val="0"/>
-          <w:i w:val="0"/>
-          <w:color w:val="0000FF"/>
-          <w:sz w:val="24"/>
-          <w:u w:val="single"/>
-        </w:rPr>
-        <w:hyperlink r:id="rId9" w:history="1">
-          <w:r>
-            <w:rPr>
-              <w:rStyle w:val="Hyperlink"/>
-            </w:rPr>
-            <w:t>Etn</w:t>
-          </w:r>
-        </w:hyperlink>
-      </w:r>
-      <w:r>
-        <w:rPr>
-          <w:rFonts w:ascii="Charis SIL Regular" w:hAnsi="Charis SIL Regular" w:eastAsia="Charis SIL Regular"/>
-          <w:b w:val="0"/>
-          <w:i w:val="0"/>
-          <w:color w:val="0000FF"/>
-          <w:sz w:val="24"/>
-          <w:u w:val="single"/>
-        </w:rPr>
-        <w:hyperlink r:id="rId9" w:history="1">
-          <w:r>
-            <w:rPr>
-              <w:rStyle w:val="Hyperlink"/>
-            </w:rPr>
-            <w:t>ogra</w:t>
-          </w:r>
-        </w:hyperlink>
-      </w:r>
-      <w:r>
-        <w:rPr>
-          <w:rFonts w:ascii="Charis SIL Regular" w:hAnsi="Charis SIL Regular" w:eastAsia="Charis SIL Regular"/>
-          <w:b w:val="0"/>
-          <w:i w:val="0"/>
-          <w:color w:val="0000FF"/>
-          <w:sz w:val="24"/>
-          <w:u w:val="single"/>
-        </w:rPr>
-        <w:hyperlink r:id="rId9" w:history="1">
+        <w:hyperlink r:id="rId10" w:history="1">
           <w:r>
             <w:rPr>
               <w:rStyle w:val="Hyperlink"/>
@@ -438,7 +402,7 @@
           <w:sz w:val="24"/>
           <w:u w:val="single"/>
         </w:rPr>
-        <w:hyperlink r:id="rId9" w:history="1">
+        <w:hyperlink r:id="rId10" w:history="1">
           <w:r>
             <w:rPr>
               <w:rStyle w:val="Hyperlink"/>
@@ -456,7 +420,7 @@
           <w:sz w:val="24"/>
           <w:u w:val="single"/>
         </w:rPr>
-        <w:hyperlink r:id="rId9" w:history="1">
+        <w:hyperlink r:id="rId10" w:history="1">
           <w:r>
             <w:rPr>
               <w:rStyle w:val="Hyperlink"/>
@@ -828,7 +792,7 @@
           <w:sz w:val="24"/>
           <w:u w:val="single"/>
         </w:rPr>
-        <w:hyperlink r:id="rId12" w:history="1">
+        <w:hyperlink r:id="rId11" w:history="1">
           <w:r>
             <w:rPr>
               <w:rStyle w:val="Hyperlink"/>
@@ -857,7 +821,7 @@
           <w:sz w:val="24"/>
           <w:u w:val="single"/>
         </w:rPr>
-        <w:hyperlink r:id="rId12" w:history="1">
+        <w:hyperlink r:id="rId11" w:history="1">
           <w:r>
             <w:rPr>
               <w:rStyle w:val="Hyperlink"/>
@@ -913,7 +877,7 @@
           <w:color w:val="000000"/>
           <w:sz w:val="24"/>
         </w:rPr>
-        <w:t xml:space="preserve"> (Museum of Geography and Ethnology) in Rotterdam in 1</w:t>
+        <w:t xml:space="preserve"> (Museum of Geography and Ethnology) in </w:t>
       </w:r>
       <w:r>
         <w:rPr>
@@ -924,25 +888,7 @@
           <w:color w:val="000000"/>
           <w:sz w:val="24"/>
         </w:rPr>
-        <w:hyperlink r:id="rId12" w:history="1">
-          <w:r>
-            <w:rPr>
-              <w:rStyle w:val="Hyperlink"/>
-            </w:rPr>
-            <w:t xml:space="preserve">885. </w:t>
-          </w:r>
-        </w:hyperlink>
-      </w:r>
-      <w:r>
-        <w:rPr>
-          <w:u w:val="single" w:color="0000ff"/>
-          <w:rFonts w:ascii="Charis SIL Regular" w:hAnsi="Charis SIL Regular" w:eastAsia="Charis SIL Regular"/>
-          <w:b w:val="0"/>
-          <w:i w:val="0"/>
-          <w:color w:val="000000"/>
-          <w:sz w:val="24"/>
-        </w:rPr>
-        <w:t>O</w:t>
+        <w:t>Rotterdam in 1885. O</w:t>
       </w:r>
       <w:r>
         <w:rPr>
@@ -2188,7 +2134,7 @@
           <w:sz w:val="24"/>
           <w:u w:val="single"/>
         </w:rPr>
-        <w:hyperlink r:id="rId19" w:history="1">
+        <w:hyperlink r:id="rId20" w:history="1">
           <w:r>
             <w:rPr>
               <w:rStyle w:val="Hyperlink"/>
@@ -2311,7 +2257,7 @@
           <w:sz w:val="24"/>
           <w:u w:val="single"/>
         </w:rPr>
-        <w:hyperlink r:id="rId19" w:history="1">
+        <w:hyperlink r:id="rId20" w:history="1">
           <w:r>
             <w:rPr>
               <w:rStyle w:val="Hyperlink"/>
@@ -2329,7 +2275,7 @@
           <w:sz w:val="24"/>
           <w:u w:val="single"/>
         </w:rPr>
-        <w:hyperlink r:id="rId19" w:history="1">
+        <w:hyperlink r:id="rId20" w:history="1">
           <w:r>
             <w:rPr>
               <w:rStyle w:val="Hyperlink"/>
@@ -2347,7 +2293,7 @@
           <w:sz w:val="24"/>
           <w:u w:val="single"/>
         </w:rPr>
-        <w:hyperlink r:id="rId19" w:history="1">
+        <w:hyperlink r:id="rId20" w:history="1">
           <w:r>
             <w:rPr>
               <w:rStyle w:val="Hyperlink"/>
@@ -2679,7 +2625,7 @@
           <w:sz w:val="24"/>
           <w:u w:val="single"/>
         </w:rPr>
-        <w:hyperlink r:id="rId21" w:history="1">
+        <w:hyperlink r:id="rId20" w:history="1">
           <w:r>
             <w:rPr>
               <w:rStyle w:val="Hyperlink"/>
@@ -2697,7 +2643,7 @@
           <w:sz w:val="24"/>
           <w:u w:val="single"/>
         </w:rPr>
-        <w:hyperlink r:id="rId21" w:history="1">
+        <w:hyperlink r:id="rId20" w:history="1">
           <w:r>
             <w:rPr>
               <w:rStyle w:val="Hyperlink"/>
@@ -2726,7 +2672,7 @@
           <w:sz w:val="24"/>
           <w:u w:val="single"/>
         </w:rPr>
-        <w:hyperlink r:id="rId21" w:history="1">
+        <w:hyperlink r:id="rId20" w:history="1">
           <w:r>
             <w:rPr>
               <w:rStyle w:val="Hyperlink"/>
@@ -2744,7 +2690,7 @@
           <w:sz w:val="24"/>
           <w:u w:val="single"/>
         </w:rPr>
-        <w:hyperlink r:id="rId21" w:history="1">
+        <w:hyperlink r:id="rId20" w:history="1">
           <w:r>
             <w:rPr>
               <w:rStyle w:val="Hyperlink"/>
@@ -2871,6 +2817,188 @@
           <w:i w:val="0"/>
           <w:color w:val="0000FF"/>
           <w:sz w:val="24"/>
+          <w:u w:val="single"/>
+        </w:rPr>
+        <w:t>i</w:t>
+      </w:r>
+      <w:r>
+        <w:rPr>
+          <w:rFonts w:ascii="Charis SIL Regular" w:hAnsi="Charis SIL Regular" w:eastAsia="Charis SIL Regular"/>
+          <w:b w:val="0"/>
+          <w:i w:val="0"/>
+          <w:color w:val="0000FF"/>
+          <w:sz w:val="24"/>
+          <w:u w:val="single"/>
+        </w:rPr>
+        <w:t>c</w:t>
+      </w:r>
+      <w:r>
+        <w:rPr>
+          <w:rFonts w:ascii="Charis SIL Regular" w:hAnsi="Charis SIL Regular" w:eastAsia="Charis SIL Regular"/>
+          <w:b w:val="0"/>
+          <w:i w:val="0"/>
+          <w:color w:val="0000FF"/>
+          <w:sz w:val="24"/>
+          <w:u w:val="single"/>
+        </w:rPr>
+        <w:t xml:space="preserve"> </w:t>
+      </w:r>
+      <w:r>
+        <w:rPr>
+          <w:rFonts w:ascii="Charis SIL Regular" w:hAnsi="Charis SIL Regular" w:eastAsia="Charis SIL Regular"/>
+          <w:b w:val="0"/>
+          <w:i w:val="0"/>
+          <w:color w:val="0000FF"/>
+          <w:sz w:val="24"/>
+          <w:u w:val="single"/>
+        </w:rPr>
+        <w:hyperlink r:id="rId22" w:history="1">
+          <w:r>
+            <w:rPr>
+              <w:rStyle w:val="Hyperlink"/>
+            </w:rPr>
+            <w:t>rese</w:t>
+          </w:r>
+        </w:hyperlink>
+      </w:r>
+      <w:r>
+        <w:rPr>
+          <w:rFonts w:ascii="Charis SIL Regular" w:hAnsi="Charis SIL Regular" w:eastAsia="Charis SIL Regular"/>
+          <w:b w:val="0"/>
+          <w:i w:val="0"/>
+          <w:color w:val="0000FF"/>
+          <w:sz w:val="24"/>
+          <w:u w:val="single"/>
+        </w:rPr>
+        <w:hyperlink r:id="rId22" w:history="1">
+          <w:r>
+            <w:rPr>
+              <w:rStyle w:val="Hyperlink"/>
+            </w:rPr>
+            <w:t>a</w:t>
+          </w:r>
+        </w:hyperlink>
+      </w:r>
+      <w:r>
+        <w:rPr>
+          <w:rFonts w:ascii="Charis SIL Regular" w:hAnsi="Charis SIL Regular" w:eastAsia="Charis SIL Regular"/>
+          <w:b w:val="0"/>
+          <w:i w:val="0"/>
+          <w:color w:val="0000FF"/>
+          <w:sz w:val="24"/>
+          <w:u w:val="single"/>
+        </w:rPr>
+        <w:hyperlink r:id="rId22" w:history="1">
+          <w:r>
+            <w:rPr>
+              <w:rStyle w:val="Hyperlink"/>
+            </w:rPr>
+            <w:t>rch</w:t>
+          </w:r>
+        </w:hyperlink>
+      </w:r>
+      <w:r>
+        <w:rPr>
+          <w:rFonts w:ascii="Charis SIL Regular" w:hAnsi="Charis SIL Regular" w:eastAsia="Charis SIL Regular"/>
+          <w:b w:val="0"/>
+          <w:i w:val="0"/>
+          <w:color w:val="0000FF"/>
+          <w:sz w:val="24"/>
+          <w:u w:val="single"/>
+        </w:rPr>
+        <w:t xml:space="preserve"> </w:t>
+      </w:r>
+      <w:r>
+        <w:rPr>
+          <w:rFonts w:ascii="Charis SIL Regular" w:hAnsi="Charis SIL Regular" w:eastAsia="Charis SIL Regular"/>
+          <w:b w:val="0"/>
+          <w:i w:val="0"/>
+          <w:color w:val="0000FF"/>
+          <w:sz w:val="24"/>
+          <w:u w:val="single"/>
+        </w:rPr>
+        <w:hyperlink r:id="rId22" w:history="1">
+          <w:r>
+            <w:rPr>
+              <w:rStyle w:val="Hyperlink"/>
+            </w:rPr>
+            <w:t>in</w:t>
+          </w:r>
+        </w:hyperlink>
+      </w:r>
+      <w:r>
+        <w:rPr>
+          <w:rFonts w:ascii="Charis SIL Regular" w:hAnsi="Charis SIL Regular" w:eastAsia="Charis SIL Regular"/>
+          <w:b w:val="0"/>
+          <w:i w:val="0"/>
+          <w:color w:val="0000FF"/>
+          <w:sz w:val="24"/>
+          <w:u w:val="single"/>
+        </w:rPr>
+        <w:t xml:space="preserve"> </w:t>
+      </w:r>
+      <w:r>
+        <w:rPr>
+          <w:rFonts w:ascii="Charis SIL Regular" w:hAnsi="Charis SIL Regular" w:eastAsia="Charis SIL Regular"/>
+          <w:b w:val="0"/>
+          <w:i w:val="0"/>
+          <w:color w:val="0000FF"/>
+          <w:sz w:val="24"/>
+          <w:u w:val="single"/>
+        </w:rPr>
+        <w:hyperlink r:id="rId22" w:history="1">
+          <w:r>
+            <w:rPr>
+              <w:rStyle w:val="Hyperlink"/>
+            </w:rPr>
+            <w:t>col</w:t>
+          </w:r>
+        </w:hyperlink>
+      </w:r>
+      <w:r>
+        <w:rPr>
+          <w:rFonts w:ascii="Charis SIL Regular" w:hAnsi="Charis SIL Regular" w:eastAsia="Charis SIL Regular"/>
+          <w:b w:val="0"/>
+          <w:i w:val="0"/>
+          <w:color w:val="0000FF"/>
+          <w:sz w:val="24"/>
+          <w:u w:val="single"/>
+        </w:rPr>
+        <w:hyperlink r:id="rId22" w:history="1">
+          <w:r>
+            <w:rPr>
+              <w:rStyle w:val="Hyperlink"/>
+            </w:rPr>
+            <w:t>o</w:t>
+          </w:r>
+        </w:hyperlink>
+      </w:r>
+      <w:r>
+        <w:rPr>
+          <w:rFonts w:ascii="Charis SIL Regular" w:hAnsi="Charis SIL Regular" w:eastAsia="Charis SIL Regular"/>
+          <w:b w:val="0"/>
+          <w:i w:val="0"/>
+          <w:color w:val="0000FF"/>
+          <w:sz w:val="24"/>
+          <w:u w:val="single"/>
+        </w:rPr>
+        <w:hyperlink r:id="rId22" w:history="1">
+          <w:r>
+            <w:rPr>
+              <w:rStyle w:val="Hyperlink"/>
+            </w:rPr>
+            <w:t>n</w:t>
+          </w:r>
+        </w:hyperlink>
+      </w:r>
+      <w:r>
+        <w:rPr>
+          <w:rFonts w:ascii="Charis SIL Regular" w:hAnsi="Charis SIL Regular" w:eastAsia="Charis SIL Regular"/>
+          <w:b w:val="0"/>
+          <w:i w:val="0"/>
+          <w:color w:val="0000FF"/>
+          <w:sz w:val="24"/>
+          <w:u w:val="single"/>
         </w:rPr>
         <w:hyperlink r:id="rId22" w:history="1">
           <w:r>
@@ -2888,27 +3016,6 @@
           <w:i w:val="0"/>
           <w:color w:val="0000FF"/>
           <w:sz w:val="24"/>
-        </w:rPr>
-        <w:t>c</w:t>
-      </w:r>
-      <w:r>
-        <w:rPr>
-          <w:rFonts w:ascii="Charis SIL Regular" w:hAnsi="Charis SIL Regular" w:eastAsia="Charis SIL Regular"/>
-          <w:b w:val="0"/>
-          <w:i w:val="0"/>
-          <w:color w:val="0000FF"/>
-          <w:sz w:val="24"/>
-          <w:u w:val="single"/>
-        </w:rPr>
-        <w:t xml:space="preserve"> </w:t>
-      </w:r>
-      <w:r>
-        <w:rPr>
-          <w:rFonts w:ascii="Charis SIL Regular" w:hAnsi="Charis SIL Regular" w:eastAsia="Charis SIL Regular"/>
-          <w:b w:val="0"/>
-          <w:i w:val="0"/>
-          <w:color w:val="0000FF"/>
-          <w:sz w:val="24"/>
           <w:u w:val="single"/>
         </w:rPr>
         <w:hyperlink r:id="rId22" w:history="1">
@@ -2916,9 +3023,20 @@
             <w:rPr>
               <w:rStyle w:val="Hyperlink"/>
             </w:rPr>
-            <w:t>rese</w:t>
+            <w:t>sed</w:t>
           </w:r>
         </w:hyperlink>
+      </w:r>
+      <w:r>
+        <w:rPr>
+          <w:rFonts w:ascii="Charis SIL Regular" w:hAnsi="Charis SIL Regular" w:eastAsia="Charis SIL Regular"/>
+          <w:b w:val="0"/>
+          <w:i w:val="0"/>
+          <w:color w:val="0000FF"/>
+          <w:sz w:val="24"/>
+          <w:u w:val="single"/>
+        </w:rPr>
+        <w:t xml:space="preserve"> </w:t>
       </w:r>
       <w:r>
         <w:rPr>
@@ -2934,83 +3052,7 @@
             <w:rPr>
               <w:rStyle w:val="Hyperlink"/>
             </w:rPr>
-            <w:t>a</w:t>
-          </w:r>
-        </w:hyperlink>
-      </w:r>
-      <w:r>
-        <w:rPr>
-          <w:rFonts w:ascii="Charis SIL Regular" w:hAnsi="Charis SIL Regular" w:eastAsia="Charis SIL Regular"/>
-          <w:b w:val="0"/>
-          <w:i w:val="0"/>
-          <w:color w:val="0000FF"/>
-          <w:sz w:val="24"/>
-          <w:u w:val="single"/>
-        </w:rPr>
-        <w:hyperlink r:id="rId22" w:history="1">
-          <w:r>
-            <w:rPr>
-              <w:rStyle w:val="Hyperlink"/>
-            </w:rPr>
-            <w:t>rch</w:t>
-          </w:r>
-        </w:hyperlink>
-      </w:r>
-      <w:r>
-        <w:rPr>
-          <w:rFonts w:ascii="Charis SIL Regular" w:hAnsi="Charis SIL Regular" w:eastAsia="Charis SIL Regular"/>
-          <w:b w:val="0"/>
-          <w:i w:val="0"/>
-          <w:color w:val="0000FF"/>
-          <w:sz w:val="24"/>
-          <w:u w:val="single"/>
-        </w:rPr>
-        <w:t xml:space="preserve"> </w:t>
-      </w:r>
-      <w:r>
-        <w:rPr>
-          <w:rFonts w:ascii="Charis SIL Regular" w:hAnsi="Charis SIL Regular" w:eastAsia="Charis SIL Regular"/>
-          <w:b w:val="0"/>
-          <w:i w:val="0"/>
-          <w:color w:val="0000FF"/>
-          <w:sz w:val="24"/>
-          <w:u w:val="single"/>
-        </w:rPr>
-        <w:hyperlink r:id="rId22" w:history="1">
-          <w:r>
-            <w:rPr>
-              <w:rStyle w:val="Hyperlink"/>
-            </w:rPr>
-            <w:t>in</w:t>
-          </w:r>
-        </w:hyperlink>
-      </w:r>
-      <w:r>
-        <w:rPr>
-          <w:rFonts w:ascii="Charis SIL Regular" w:hAnsi="Charis SIL Regular" w:eastAsia="Charis SIL Regular"/>
-          <w:b w:val="0"/>
-          <w:i w:val="0"/>
-          <w:color w:val="0000FF"/>
-          <w:sz w:val="24"/>
-          <w:u w:val="single"/>
-        </w:rPr>
-        <w:t xml:space="preserve"> </w:t>
-      </w:r>
-      <w:r>
-        <w:rPr>
-          <w:rFonts w:ascii="Charis SIL Regular" w:hAnsi="Charis SIL Regular" w:eastAsia="Charis SIL Regular"/>
-          <w:b w:val="0"/>
-          <w:i w:val="0"/>
-          <w:color w:val="0000FF"/>
-          <w:sz w:val="24"/>
-          <w:u w:val="single"/>
-        </w:rPr>
-        <w:hyperlink r:id="rId22" w:history="1">
-          <w:r>
-            <w:rPr>
-              <w:rStyle w:val="Hyperlink"/>
-            </w:rPr>
-            <w:t>col</w:t>
+            <w:t>territ</w:t>
           </w:r>
         </w:hyperlink>
       </w:r>
@@ -3046,7 +3088,7 @@
             <w:rPr>
               <w:rStyle w:val="Hyperlink"/>
             </w:rPr>
-            <w:t>n</w:t>
+            <w:t>rie</w:t>
           </w:r>
         </w:hyperlink>
       </w:r>
@@ -3057,9 +3099,191 @@
           <w:i w:val="0"/>
           <w:color w:val="0000FF"/>
           <w:sz w:val="24"/>
+        </w:rPr>
+        <w:t>s</w:t>
+      </w:r>
+      <w:r>
+        <w:br/>
+      </w:r>
+      <w:r>
+        <w:rPr>
+          <w:rFonts w:ascii="Charis SIL Regular" w:hAnsi="Charis SIL Regular" w:eastAsia="Charis SIL Regular"/>
+          <w:b w:val="0"/>
+          <w:i w:val="0"/>
+          <w:color w:val="000000"/>
+          <w:sz w:val="24"/>
+        </w:rPr>
+        <w:t xml:space="preserve">•  </w:t>
+      </w:r>
+      <w:r>
+        <w:rPr>
+          <w:rFonts w:ascii="Charis SIL Regular" w:hAnsi="Charis SIL Regular" w:eastAsia="Charis SIL Regular"/>
+          <w:b w:val="0"/>
+          <w:i w:val="0"/>
+          <w:color w:val="0000FF"/>
+          <w:sz w:val="24"/>
           <w:u w:val="single"/>
         </w:rPr>
-        <w:hyperlink r:id="rId21" w:history="1">
+        <w:hyperlink r:id="rId23" w:history="1">
+          <w:r>
+            <w:rPr>
+              <w:rStyle w:val="Hyperlink"/>
+            </w:rPr>
+            <w:t>Christian</w:t>
+          </w:r>
+        </w:hyperlink>
+      </w:r>
+      <w:r>
+        <w:rPr>
+          <w:rFonts w:ascii="Charis SIL Regular" w:hAnsi="Charis SIL Regular" w:eastAsia="Charis SIL Regular"/>
+          <w:b w:val="0"/>
+          <w:i w:val="0"/>
+          <w:color w:val="0000FF"/>
+          <w:sz w:val="24"/>
+          <w:u w:val="single"/>
+        </w:rPr>
+        <w:t xml:space="preserve"> </w:t>
+      </w:r>
+      <w:r>
+        <w:rPr>
+          <w:rFonts w:ascii="Charis SIL Regular" w:hAnsi="Charis SIL Regular" w:eastAsia="Charis SIL Regular"/>
+          <w:b w:val="0"/>
+          <w:i w:val="0"/>
+          <w:color w:val="0000FF"/>
+          <w:sz w:val="24"/>
+          <w:u w:val="single"/>
+        </w:rPr>
+        <w:hyperlink r:id="rId23" w:history="1">
+          <w:r>
+            <w:rPr>
+              <w:rStyle w:val="Hyperlink"/>
+            </w:rPr>
+            <w:t>missiona</w:t>
+          </w:r>
+        </w:hyperlink>
+      </w:r>
+      <w:r>
+        <w:rPr>
+          <w:rFonts w:ascii="Charis SIL Regular" w:hAnsi="Charis SIL Regular" w:eastAsia="Charis SIL Regular"/>
+          <w:b w:val="0"/>
+          <w:i w:val="0"/>
+          <w:color w:val="0000FF"/>
+          <w:sz w:val="24"/>
+          <w:u w:val="single"/>
+        </w:rPr>
+        <w:hyperlink r:id="rId23" w:history="1">
+          <w:r>
+            <w:rPr>
+              <w:rStyle w:val="Hyperlink"/>
+            </w:rPr>
+            <w:t>r</w:t>
+          </w:r>
+        </w:hyperlink>
+      </w:r>
+      <w:r>
+        <w:rPr>
+          <w:rFonts w:ascii="Charis SIL Regular" w:hAnsi="Charis SIL Regular" w:eastAsia="Charis SIL Regular"/>
+          <w:b w:val="0"/>
+          <w:i w:val="0"/>
+          <w:color w:val="0000FF"/>
+          <w:sz w:val="24"/>
+          <w:u w:val="single"/>
+        </w:rPr>
+        <w:hyperlink r:id="rId23" w:history="1">
+          <w:r>
+            <w:rPr>
+              <w:rStyle w:val="Hyperlink"/>
+            </w:rPr>
+            <w:t>ie</w:t>
+          </w:r>
+        </w:hyperlink>
+      </w:r>
+      <w:r>
+        <w:rPr>
+          <w:rFonts w:ascii="Charis SIL Regular" w:hAnsi="Charis SIL Regular" w:eastAsia="Charis SIL Regular"/>
+          <w:b w:val="0"/>
+          <w:i w:val="0"/>
+          <w:color w:val="0000FF"/>
+          <w:sz w:val="24"/>
+          <w:u w:val="single"/>
+        </w:rPr>
+        <w:hyperlink r:id="rId23" w:history="1">
+          <w:r>
+            <w:rPr>
+              <w:rStyle w:val="Hyperlink"/>
+            </w:rPr>
+            <w:t>s</w:t>
+          </w:r>
+        </w:hyperlink>
+      </w:r>
+      <w:r>
+        <w:rPr>
+          <w:rFonts w:ascii="Charis SIL Regular" w:hAnsi="Charis SIL Regular" w:eastAsia="Charis SIL Regular"/>
+          <w:b w:val="0"/>
+          <w:i w:val="0"/>
+          <w:color w:val="0000FF"/>
+          <w:sz w:val="24"/>
+          <w:u w:val="single"/>
+        </w:rPr>
+        <w:t xml:space="preserve"> </w:t>
+      </w:r>
+      <w:r>
+        <w:rPr>
+          <w:rFonts w:ascii="Charis SIL Regular" w:hAnsi="Charis SIL Regular" w:eastAsia="Charis SIL Regular"/>
+          <w:b w:val="0"/>
+          <w:i w:val="0"/>
+          <w:color w:val="0000FF"/>
+          <w:sz w:val="24"/>
+          <w:u w:val="single"/>
+        </w:rPr>
+        <w:hyperlink r:id="rId23" w:history="1">
+          <w:r>
+            <w:rPr>
+              <w:rStyle w:val="Hyperlink"/>
+            </w:rPr>
+            <w:t>in</w:t>
+          </w:r>
+        </w:hyperlink>
+      </w:r>
+      <w:r>
+        <w:rPr>
+          <w:rFonts w:ascii="Charis SIL Regular" w:hAnsi="Charis SIL Regular" w:eastAsia="Charis SIL Regular"/>
+          <w:b w:val="0"/>
+          <w:i w:val="0"/>
+          <w:color w:val="0000FF"/>
+          <w:sz w:val="24"/>
+          <w:u w:val="single"/>
+        </w:rPr>
+        <w:t xml:space="preserve"> </w:t>
+      </w:r>
+      <w:r>
+        <w:rPr>
+          <w:rFonts w:ascii="Charis SIL Regular" w:hAnsi="Charis SIL Regular" w:eastAsia="Charis SIL Regular"/>
+          <w:b w:val="0"/>
+          <w:i w:val="0"/>
+          <w:color w:val="0000FF"/>
+          <w:sz w:val="24"/>
+          <w:u w:val="single"/>
+        </w:rPr>
+        <w:hyperlink r:id="rId23" w:history="1">
+          <w:r>
+            <w:rPr>
+              <w:rStyle w:val="Hyperlink"/>
+            </w:rPr>
+            <w:t>colon</w:t>
+          </w:r>
+        </w:hyperlink>
+      </w:r>
+      <w:r>
+        <w:rPr>
+          <w:rFonts w:ascii="Charis SIL Regular" w:hAnsi="Charis SIL Regular" w:eastAsia="Charis SIL Regular"/>
+          <w:b w:val="0"/>
+          <w:i w:val="0"/>
+          <w:color w:val="0000FF"/>
+          <w:sz w:val="24"/>
+          <w:u w:val="single"/>
+        </w:rPr>
+        <w:hyperlink r:id="rId23" w:history="1">
           <w:r>
             <w:rPr>
               <w:rStyle w:val="Hyperlink"/>
@@ -3077,7 +3301,7 @@
           <w:sz w:val="24"/>
           <w:u w:val="single"/>
         </w:rPr>
-        <w:hyperlink r:id="rId21" w:history="1">
+        <w:hyperlink r:id="rId23" w:history="1">
           <w:r>
             <w:rPr>
               <w:rStyle w:val="Hyperlink"/>
@@ -3106,280 +3330,7 @@
           <w:sz w:val="24"/>
           <w:u w:val="single"/>
         </w:rPr>
-        <w:hyperlink r:id="rId21" w:history="1">
-          <w:r>
-            <w:rPr>
-              <w:rStyle w:val="Hyperlink"/>
-            </w:rPr>
-            <w:t>territ</w:t>
-          </w:r>
-        </w:hyperlink>
-      </w:r>
-      <w:r>
-        <w:rPr>
-          <w:rFonts w:ascii="Charis SIL Regular" w:hAnsi="Charis SIL Regular" w:eastAsia="Charis SIL Regular"/>
-          <w:b w:val="0"/>
-          <w:i w:val="0"/>
-          <w:color w:val="0000FF"/>
-          <w:sz w:val="24"/>
-          <w:u w:val="single"/>
-        </w:rPr>
-        <w:hyperlink r:id="rId21" w:history="1">
-          <w:r>
-            <w:rPr>
-              <w:rStyle w:val="Hyperlink"/>
-            </w:rPr>
-            <w:t>o</w:t>
-          </w:r>
-        </w:hyperlink>
-      </w:r>
-      <w:r>
-        <w:rPr>
-          <w:rFonts w:ascii="Charis SIL Regular" w:hAnsi="Charis SIL Regular" w:eastAsia="Charis SIL Regular"/>
-          <w:b w:val="0"/>
-          <w:i w:val="0"/>
-          <w:color w:val="0000FF"/>
-          <w:sz w:val="24"/>
-          <w:u w:val="single"/>
-        </w:rPr>
-        <w:hyperlink r:id="rId21" w:history="1">
-          <w:r>
-            <w:rPr>
-              <w:rStyle w:val="Hyperlink"/>
-            </w:rPr>
-            <w:t>ries</w:t>
-          </w:r>
-        </w:hyperlink>
-      </w:r>
-      <w:r>
-        <w:br/>
-      </w:r>
-      <w:r>
-        <w:rPr>
-          <w:rFonts w:ascii="Charis SIL Regular" w:hAnsi="Charis SIL Regular" w:eastAsia="Charis SIL Regular"/>
-          <w:b w:val="0"/>
-          <w:i w:val="0"/>
-          <w:color w:val="000000"/>
-          <w:sz w:val="24"/>
-        </w:rPr>
-        <w:t xml:space="preserve">•  </w:t>
-      </w:r>
-      <w:r>
-        <w:rPr>
-          <w:rFonts w:ascii="Charis SIL Regular" w:hAnsi="Charis SIL Regular" w:eastAsia="Charis SIL Regular"/>
-          <w:b w:val="0"/>
-          <w:i w:val="0"/>
-          <w:color w:val="0000FF"/>
-          <w:sz w:val="24"/>
-          <w:u w:val="single"/>
-        </w:rPr>
-        <w:hyperlink r:id="rId22" w:history="1">
-          <w:r>
-            <w:rPr>
-              <w:rStyle w:val="Hyperlink"/>
-            </w:rPr>
-            <w:t>Christian</w:t>
-          </w:r>
-        </w:hyperlink>
-      </w:r>
-      <w:r>
-        <w:rPr>
-          <w:rFonts w:ascii="Charis SIL Regular" w:hAnsi="Charis SIL Regular" w:eastAsia="Charis SIL Regular"/>
-          <w:b w:val="0"/>
-          <w:i w:val="0"/>
-          <w:color w:val="0000FF"/>
-          <w:sz w:val="24"/>
-          <w:u w:val="single"/>
-        </w:rPr>
-        <w:t xml:space="preserve"> </w:t>
-      </w:r>
-      <w:r>
-        <w:rPr>
-          <w:rFonts w:ascii="Charis SIL Regular" w:hAnsi="Charis SIL Regular" w:eastAsia="Charis SIL Regular"/>
-          <w:b w:val="0"/>
-          <w:i w:val="0"/>
-          <w:color w:val="0000FF"/>
-          <w:sz w:val="24"/>
-          <w:u w:val="single"/>
-        </w:rPr>
-        <w:hyperlink r:id="rId22" w:history="1">
-          <w:r>
-            <w:rPr>
-              <w:rStyle w:val="Hyperlink"/>
-            </w:rPr>
-            <w:t>missiona</w:t>
-          </w:r>
-        </w:hyperlink>
-      </w:r>
-      <w:r>
-        <w:rPr>
-          <w:rFonts w:ascii="Charis SIL Regular" w:hAnsi="Charis SIL Regular" w:eastAsia="Charis SIL Regular"/>
-          <w:b w:val="0"/>
-          <w:i w:val="0"/>
-          <w:color w:val="0000FF"/>
-          <w:sz w:val="24"/>
-          <w:u w:val="single"/>
-        </w:rPr>
-        <w:hyperlink r:id="rId22" w:history="1">
-          <w:r>
-            <w:rPr>
-              <w:rStyle w:val="Hyperlink"/>
-            </w:rPr>
-            <w:t>r</w:t>
-          </w:r>
-        </w:hyperlink>
-      </w:r>
-      <w:r>
-        <w:rPr>
-          <w:rFonts w:ascii="Charis SIL Regular" w:hAnsi="Charis SIL Regular" w:eastAsia="Charis SIL Regular"/>
-          <w:b w:val="0"/>
-          <w:i w:val="0"/>
-          <w:color w:val="0000FF"/>
-          <w:sz w:val="24"/>
-          <w:u w:val="single"/>
-        </w:rPr>
-        <w:hyperlink r:id="rId22" w:history="1">
-          <w:r>
-            <w:rPr>
-              <w:rStyle w:val="Hyperlink"/>
-            </w:rPr>
-            <w:t>ie</w:t>
-          </w:r>
-        </w:hyperlink>
-      </w:r>
-      <w:r>
-        <w:rPr>
-          <w:rFonts w:ascii="Charis SIL Regular" w:hAnsi="Charis SIL Regular" w:eastAsia="Charis SIL Regular"/>
-          <w:b w:val="0"/>
-          <w:i w:val="0"/>
-          <w:color w:val="0000FF"/>
-          <w:sz w:val="24"/>
-          <w:u w:val="single"/>
-        </w:rPr>
-        <w:hyperlink r:id="rId22" w:history="1">
-          <w:r>
-            <w:rPr>
-              <w:rStyle w:val="Hyperlink"/>
-            </w:rPr>
-            <w:t>s</w:t>
-          </w:r>
-        </w:hyperlink>
-      </w:r>
-      <w:r>
-        <w:rPr>
-          <w:rFonts w:ascii="Charis SIL Regular" w:hAnsi="Charis SIL Regular" w:eastAsia="Charis SIL Regular"/>
-          <w:b w:val="0"/>
-          <w:i w:val="0"/>
-          <w:color w:val="0000FF"/>
-          <w:sz w:val="24"/>
-          <w:u w:val="single"/>
-        </w:rPr>
-        <w:t xml:space="preserve"> </w:t>
-      </w:r>
-      <w:r>
-        <w:rPr>
-          <w:rFonts w:ascii="Charis SIL Regular" w:hAnsi="Charis SIL Regular" w:eastAsia="Charis SIL Regular"/>
-          <w:b w:val="0"/>
-          <w:i w:val="0"/>
-          <w:color w:val="0000FF"/>
-          <w:sz w:val="24"/>
-          <w:u w:val="single"/>
-        </w:rPr>
-        <w:hyperlink r:id="rId22" w:history="1">
-          <w:r>
-            <w:rPr>
-              <w:rStyle w:val="Hyperlink"/>
-            </w:rPr>
-            <w:t>in</w:t>
-          </w:r>
-        </w:hyperlink>
-      </w:r>
-      <w:r>
-        <w:rPr>
-          <w:rFonts w:ascii="Charis SIL Regular" w:hAnsi="Charis SIL Regular" w:eastAsia="Charis SIL Regular"/>
-          <w:b w:val="0"/>
-          <w:i w:val="0"/>
-          <w:color w:val="0000FF"/>
-          <w:sz w:val="24"/>
-          <w:u w:val="single"/>
-        </w:rPr>
-        <w:t xml:space="preserve"> </w:t>
-      </w:r>
-      <w:r>
-        <w:rPr>
-          <w:rFonts w:ascii="Charis SIL Regular" w:hAnsi="Charis SIL Regular" w:eastAsia="Charis SIL Regular"/>
-          <w:b w:val="0"/>
-          <w:i w:val="0"/>
-          <w:color w:val="0000FF"/>
-          <w:sz w:val="24"/>
-          <w:u w:val="single"/>
-        </w:rPr>
-        <w:hyperlink r:id="rId22" w:history="1">
-          <w:r>
-            <w:rPr>
-              <w:rStyle w:val="Hyperlink"/>
-            </w:rPr>
-            <w:t>colon</w:t>
-          </w:r>
-        </w:hyperlink>
-      </w:r>
-      <w:r>
-        <w:rPr>
-          <w:rFonts w:ascii="Charis SIL Regular" w:hAnsi="Charis SIL Regular" w:eastAsia="Charis SIL Regular"/>
-          <w:b w:val="0"/>
-          <w:i w:val="0"/>
-          <w:color w:val="0000FF"/>
-          <w:sz w:val="24"/>
-          <w:u w:val="single"/>
-        </w:rPr>
-        <w:hyperlink r:id="rId22" w:history="1">
-          <w:r>
-            <w:rPr>
-              <w:rStyle w:val="Hyperlink"/>
-            </w:rPr>
-            <w:t>i</w:t>
-          </w:r>
-        </w:hyperlink>
-      </w:r>
-      <w:r>
-        <w:rPr>
-          <w:rFonts w:ascii="Charis SIL Regular" w:hAnsi="Charis SIL Regular" w:eastAsia="Charis SIL Regular"/>
-          <w:b w:val="0"/>
-          <w:i w:val="0"/>
-          <w:color w:val="0000FF"/>
-          <w:sz w:val="24"/>
-          <w:u w:val="single"/>
-        </w:rPr>
-        <w:hyperlink r:id="rId22" w:history="1">
-          <w:r>
-            <w:rPr>
-              <w:rStyle w:val="Hyperlink"/>
-            </w:rPr>
-            <w:t>sed</w:t>
-          </w:r>
-        </w:hyperlink>
-      </w:r>
-      <w:r>
-        <w:rPr>
-          <w:rFonts w:ascii="Charis SIL Regular" w:hAnsi="Charis SIL Regular" w:eastAsia="Charis SIL Regular"/>
-          <w:b w:val="0"/>
-          <w:i w:val="0"/>
-          <w:color w:val="0000FF"/>
-          <w:sz w:val="24"/>
-          <w:u w:val="single"/>
-        </w:rPr>
-        <w:t xml:space="preserve"> </w:t>
-      </w:r>
-      <w:r>
-        <w:rPr>
-          <w:rFonts w:ascii="Charis SIL Regular" w:hAnsi="Charis SIL Regular" w:eastAsia="Charis SIL Regular"/>
-          <w:b w:val="0"/>
-          <w:i w:val="0"/>
-          <w:color w:val="0000FF"/>
-          <w:sz w:val="24"/>
-          <w:u w:val="single"/>
-        </w:rPr>
-        <w:hyperlink r:id="rId22" w:history="1">
+        <w:hyperlink r:id="rId23" w:history="1">
           <w:r>
             <w:rPr>
               <w:rStyle w:val="Hyperlink"/>

--- a/EXPORTS/DOCX/published/niveau2/English/Museum.docx
+++ b/EXPORTS/DOCX/published/niveau2/English/Museum.docx
@@ -316,35 +316,7 @@
           <w:color w:val="000000"/>
           <w:sz w:val="24"/>
         </w:rPr>
-        <w:t>History) in 1820 and</w:t>
-      </w:r>
-      <w:r>
-        <w:rPr>
-          <w:u w:val="single" w:color="0000ff"/>
-          <w:rFonts w:ascii="Charis SIL Regular" w:hAnsi="Charis SIL Regular" w:eastAsia="Charis SIL Regular"/>
-          <w:b w:val="0"/>
-          <w:i w:val="0"/>
-          <w:color w:val="000000"/>
-          <w:sz w:val="24"/>
-        </w:rPr>
-        <w:hyperlink r:id="rId9" w:history="1">
-          <w:r>
-            <w:rPr>
-              <w:rStyle w:val="Hyperlink"/>
-            </w:rPr>
-            <w:t xml:space="preserve"> the </w:t>
-          </w:r>
-        </w:hyperlink>
-      </w:r>
-      <w:r>
-        <w:rPr>
-          <w:rFonts w:ascii="Charis SIL Regular" w:hAnsi="Charis SIL Regular" w:eastAsia="Charis SIL Regular"/>
-          <w:b w:val="0"/>
-          <w:i w:val="0"/>
-          <w:color w:val="0000FF"/>
-          <w:sz w:val="24"/>
-        </w:rPr>
-        <w:t xml:space="preserve">Rijks </w:t>
+        <w:t xml:space="preserve">History) in 1820 and the </w:t>
       </w:r>
       <w:r>
         <w:rPr>
@@ -355,12 +327,59 @@
           <w:sz w:val="24"/>
           <w:u w:val="single"/>
         </w:rPr>
+        <w:hyperlink r:id="rId9" w:history="1">
+          <w:r>
+            <w:rPr>
+              <w:rStyle w:val="Hyperlink"/>
+            </w:rPr>
+            <w:t>Rijks</w:t>
+          </w:r>
+        </w:hyperlink>
+      </w:r>
+      <w:r>
+        <w:rPr>
+          <w:rFonts w:ascii="Charis SIL Regular" w:hAnsi="Charis SIL Regular" w:eastAsia="Charis SIL Regular"/>
+          <w:b w:val="0"/>
+          <w:i w:val="0"/>
+          <w:color w:val="0000FF"/>
+          <w:sz w:val="24"/>
+          <w:u w:val="single"/>
+        </w:rPr>
+        <w:t xml:space="preserve"> </w:t>
+      </w:r>
+      <w:r>
+        <w:rPr>
+          <w:rFonts w:ascii="Charis SIL Regular" w:hAnsi="Charis SIL Regular" w:eastAsia="Charis SIL Regular"/>
+          <w:b w:val="0"/>
+          <w:i w:val="0"/>
+          <w:color w:val="0000FF"/>
+          <w:sz w:val="24"/>
+          <w:u w:val="single"/>
+        </w:rPr>
         <w:hyperlink r:id="rId10" w:history="1">
           <w:r>
             <w:rPr>
               <w:rStyle w:val="Hyperlink"/>
             </w:rPr>
-            <w:t>Etnogra</w:t>
+            <w:t>Etn</w:t>
+          </w:r>
+        </w:hyperlink>
+      </w:r>
+      <w:r>
+        <w:rPr>
+          <w:rFonts w:ascii="Charis SIL Regular" w:hAnsi="Charis SIL Regular" w:eastAsia="Charis SIL Regular"/>
+          <w:b w:val="0"/>
+          <w:i w:val="0"/>
+          <w:color w:val="0000FF"/>
+          <w:sz w:val="24"/>
+          <w:u w:val="single"/>
+        </w:rPr>
+        <w:hyperlink r:id="rId10" w:history="1">
+          <w:r>
+            <w:rPr>
+              <w:rStyle w:val="Hyperlink"/>
+            </w:rPr>
+            <w:t>ogra</w:t>
           </w:r>
         </w:hyperlink>
       </w:r>
@@ -438,7 +457,7 @@
           <w:sz w:val="24"/>
           <w:u w:val="single"/>
         </w:rPr>
-        <w:hyperlink r:id="rId9" w:history="1">
+        <w:hyperlink r:id="rId10" w:history="1">
           <w:r>
             <w:rPr>
               <w:rStyle w:val="Hyperlink"/>
@@ -743,45 +762,8 @@
           <w:i w:val="0"/>
           <w:color w:val="0000FF"/>
           <w:sz w:val="24"/>
-          <w:u w:val="single"/>
-        </w:rPr>
-        <w:hyperlink r:id="rId12" w:history="1">
-          <w:r>
-            <w:rPr>
-              <w:rStyle w:val="Hyperlink"/>
-            </w:rPr>
-            <w:t>voor</w:t>
-          </w:r>
-        </w:hyperlink>
-      </w:r>
-      <w:r>
-        <w:rPr>
-          <w:rFonts w:ascii="Charis SIL Regular" w:hAnsi="Charis SIL Regular" w:eastAsia="Charis SIL Regular"/>
-          <w:b w:val="0"/>
-          <w:i w:val="0"/>
-          <w:color w:val="0000FF"/>
-          <w:sz w:val="24"/>
-          <w:u w:val="single"/>
-        </w:rPr>
-        <w:t xml:space="preserve"> </w:t>
-      </w:r>
-      <w:r>
-        <w:rPr>
-          <w:rFonts w:ascii="Charis SIL Regular" w:hAnsi="Charis SIL Regular" w:eastAsia="Charis SIL Regular"/>
-          <w:b w:val="0"/>
-          <w:i w:val="0"/>
-          <w:color w:val="0000FF"/>
-          <w:sz w:val="24"/>
-          <w:u w:val="single"/>
-        </w:rPr>
-        <w:hyperlink r:id="rId12" w:history="1">
-          <w:r>
-            <w:rPr>
-              <w:rStyle w:val="Hyperlink"/>
-            </w:rPr>
-            <w:t>Lan</w:t>
-          </w:r>
-        </w:hyperlink>
+        </w:rPr>
+        <w:t>voor Lan</w:t>
       </w:r>
       <w:r>
         <w:rPr>
@@ -842,7 +824,7 @@
           <w:sz w:val="24"/>
           <w:u w:val="single"/>
         </w:rPr>
-        <w:hyperlink r:id="rId12" w:history="1">
+        <w:hyperlink r:id="rId11" w:history="1">
           <w:r>
             <w:rPr>
               <w:rStyle w:val="Hyperlink"/>
@@ -888,7 +870,82 @@
           <w:color w:val="000000"/>
           <w:sz w:val="24"/>
         </w:rPr>
-        <w:t>Rotterdam in 1885. O</w:t>
+        <w:t>R</w:t>
+      </w:r>
+      <w:r>
+        <w:rPr>
+          <w:u w:val="single" w:color="0000ff"/>
+          <w:rFonts w:ascii="Charis SIL Regular" w:hAnsi="Charis SIL Regular" w:eastAsia="Charis SIL Regular"/>
+          <w:b w:val="0"/>
+          <w:i w:val="0"/>
+          <w:color w:val="000000"/>
+          <w:sz w:val="24"/>
+        </w:rPr>
+        <w:hyperlink r:id="rId12" w:history="1">
+          <w:r>
+            <w:rPr>
+              <w:rStyle w:val="Hyperlink"/>
+            </w:rPr>
+            <w:t>otterda</w:t>
+          </w:r>
+        </w:hyperlink>
+      </w:r>
+      <w:r>
+        <w:rPr>
+          <w:rFonts w:ascii="Charis SIL Regular" w:hAnsi="Charis SIL Regular" w:eastAsia="Charis SIL Regular"/>
+          <w:b w:val="0"/>
+          <w:i w:val="0"/>
+          <w:color w:val="000000"/>
+          <w:sz w:val="24"/>
+        </w:rPr>
+        <w:t>m</w:t>
+      </w:r>
+      <w:r>
+        <w:rPr>
+          <w:u w:val="single" w:color="0000ff"/>
+          <w:rFonts w:ascii="Charis SIL Regular" w:hAnsi="Charis SIL Regular" w:eastAsia="Charis SIL Regular"/>
+          <w:b w:val="0"/>
+          <w:i w:val="0"/>
+          <w:color w:val="000000"/>
+          <w:sz w:val="24"/>
+        </w:rPr>
+        <w:hyperlink r:id="rId12" w:history="1">
+          <w:r>
+            <w:rPr>
+              <w:rStyle w:val="Hyperlink"/>
+            </w:rPr>
+            <w:t xml:space="preserve"> in 1</w:t>
+          </w:r>
+        </w:hyperlink>
+      </w:r>
+      <w:r>
+        <w:rPr>
+          <w:u w:val="single" w:color="0000ff"/>
+          <w:rFonts w:ascii="Charis SIL Regular" w:hAnsi="Charis SIL Regular" w:eastAsia="Charis SIL Regular"/>
+          <w:b w:val="0"/>
+          <w:i w:val="0"/>
+          <w:color w:val="000000"/>
+          <w:sz w:val="24"/>
+        </w:rPr>
+        <w:hyperlink r:id="rId12" w:history="1">
+          <w:r>
+            <w:rPr>
+              <w:rStyle w:val="Hyperlink"/>
+            </w:rPr>
+            <w:t xml:space="preserve">885. </w:t>
+          </w:r>
+        </w:hyperlink>
+      </w:r>
+      <w:r>
+        <w:rPr>
+          <w:u w:val="single" w:color="0000ff"/>
+          <w:rFonts w:ascii="Charis SIL Regular" w:hAnsi="Charis SIL Regular" w:eastAsia="Charis SIL Regular"/>
+          <w:b w:val="0"/>
+          <w:i w:val="0"/>
+          <w:color w:val="000000"/>
+          <w:sz w:val="24"/>
+        </w:rPr>
+        <w:t>O</w:t>
       </w:r>
       <w:r>
         <w:rPr>
@@ -2132,16 +2189,8 @@
           <w:i w:val="0"/>
           <w:color w:val="0000FF"/>
           <w:sz w:val="24"/>
-          <w:u w:val="single"/>
-        </w:rPr>
-        <w:hyperlink r:id="rId20" w:history="1">
-          <w:r>
-            <w:rPr>
-              <w:rStyle w:val="Hyperlink"/>
-            </w:rPr>
-            <w:t>The</w:t>
-          </w:r>
-        </w:hyperlink>
+        </w:rPr>
+        <w:t xml:space="preserve">The trade in </w:t>
       </w:r>
       <w:r>
         <w:rPr>
@@ -2150,96 +2199,8 @@
           <w:i w:val="0"/>
           <w:color w:val="0000FF"/>
           <w:sz w:val="24"/>
-          <w:u w:val="single"/>
-        </w:rPr>
-        <w:t xml:space="preserve"> </w:t>
-      </w:r>
-      <w:r>
-        <w:rPr>
-          <w:rFonts w:ascii="Charis SIL Regular" w:hAnsi="Charis SIL Regular" w:eastAsia="Charis SIL Regular"/>
-          <w:b w:val="0"/>
-          <w:i w:val="0"/>
-          <w:color w:val="0000FF"/>
-          <w:sz w:val="24"/>
-          <w:u w:val="single"/>
-        </w:rPr>
-        <w:hyperlink r:id="rId19" w:history="1">
-          <w:r>
-            <w:rPr>
-              <w:rStyle w:val="Hyperlink"/>
-            </w:rPr>
-            <w:t>t</w:t>
-          </w:r>
-        </w:hyperlink>
-      </w:r>
-      <w:r>
-        <w:rPr>
-          <w:rFonts w:ascii="Charis SIL Regular" w:hAnsi="Charis SIL Regular" w:eastAsia="Charis SIL Regular"/>
-          <w:b w:val="0"/>
-          <w:i w:val="0"/>
-          <w:color w:val="0000FF"/>
-          <w:sz w:val="24"/>
-          <w:u w:val="single"/>
-        </w:rPr>
-        <w:hyperlink r:id="rId19" w:history="1">
-          <w:r>
-            <w:rPr>
-              <w:rStyle w:val="Hyperlink"/>
-            </w:rPr>
-            <w:t>rade</w:t>
-          </w:r>
-        </w:hyperlink>
-      </w:r>
-      <w:r>
-        <w:rPr>
-          <w:rFonts w:ascii="Charis SIL Regular" w:hAnsi="Charis SIL Regular" w:eastAsia="Charis SIL Regular"/>
-          <w:b w:val="0"/>
-          <w:i w:val="0"/>
-          <w:color w:val="0000FF"/>
-          <w:sz w:val="24"/>
-          <w:u w:val="single"/>
-        </w:rPr>
-        <w:t xml:space="preserve"> </w:t>
-      </w:r>
-      <w:r>
-        <w:rPr>
-          <w:rFonts w:ascii="Charis SIL Regular" w:hAnsi="Charis SIL Regular" w:eastAsia="Charis SIL Regular"/>
-          <w:b w:val="0"/>
-          <w:i w:val="0"/>
-          <w:color w:val="0000FF"/>
-          <w:sz w:val="24"/>
-          <w:u w:val="single"/>
-        </w:rPr>
-        <w:hyperlink r:id="rId19" w:history="1">
-          <w:r>
-            <w:rPr>
-              <w:rStyle w:val="Hyperlink"/>
-            </w:rPr>
-            <w:t>in</w:t>
-          </w:r>
-        </w:hyperlink>
-      </w:r>
-      <w:r>
-        <w:rPr>
-          <w:rFonts w:ascii="Charis SIL Regular" w:hAnsi="Charis SIL Regular" w:eastAsia="Charis SIL Regular"/>
-          <w:b w:val="0"/>
-          <w:i w:val="0"/>
-          <w:color w:val="0000FF"/>
-          <w:sz w:val="24"/>
-          <w:u w:val="single"/>
-        </w:rPr>
-        <w:t xml:space="preserve"> </w:t>
-      </w:r>
-      <w:r>
-        <w:rPr>
-          <w:rFonts w:ascii="Charis SIL Regular" w:hAnsi="Charis SIL Regular" w:eastAsia="Charis SIL Regular"/>
-          <w:b w:val="0"/>
-          <w:i w:val="0"/>
-          <w:color w:val="0000FF"/>
-          <w:sz w:val="24"/>
-          <w:u w:val="single"/>
-        </w:rPr>
-        <w:hyperlink r:id="rId19" w:history="1">
+        </w:rPr>
+        <w:hyperlink r:id="rId20" w:history="1">
           <w:r>
             <w:rPr>
               <w:rStyle w:val="Hyperlink"/>
@@ -2275,7 +2236,7 @@
           <w:sz w:val="24"/>
           <w:u w:val="single"/>
         </w:rPr>
-        <w:hyperlink r:id="rId20" w:history="1">
+        <w:hyperlink r:id="rId19" w:history="1">
           <w:r>
             <w:rPr>
               <w:rStyle w:val="Hyperlink"/>
@@ -2351,7 +2312,7 @@
           <w:sz w:val="24"/>
           <w:u w:val="single"/>
         </w:rPr>
-        <w:hyperlink r:id="rId19" w:history="1">
+        <w:hyperlink r:id="rId20" w:history="1">
           <w:r>
             <w:rPr>
               <w:rStyle w:val="Hyperlink"/>
@@ -2367,38 +2328,15 @@
           <w:i w:val="0"/>
           <w:color w:val="0000FF"/>
           <w:sz w:val="24"/>
-          <w:u w:val="single"/>
-        </w:rPr>
-        <w:t xml:space="preserve"> </w:t>
-      </w:r>
-      <w:r>
-        <w:rPr>
-          <w:rFonts w:ascii="Charis SIL Regular" w:hAnsi="Charis SIL Regular" w:eastAsia="Charis SIL Regular"/>
-          <w:b w:val="0"/>
-          <w:i w:val="0"/>
-          <w:color w:val="0000FF"/>
-          <w:sz w:val="24"/>
-          <w:u w:val="single"/>
         </w:rPr>
         <w:hyperlink r:id="rId19" w:history="1">
           <w:r>
             <w:rPr>
               <w:rStyle w:val="Hyperlink"/>
             </w:rPr>
-            <w:t>colonial</w:t>
+            <w:t xml:space="preserve"> colonial </w:t>
           </w:r>
         </w:hyperlink>
-      </w:r>
-      <w:r>
-        <w:rPr>
-          <w:rFonts w:ascii="Charis SIL Regular" w:hAnsi="Charis SIL Regular" w:eastAsia="Charis SIL Regular"/>
-          <w:b w:val="0"/>
-          <w:i w:val="0"/>
-          <w:color w:val="0000FF"/>
-          <w:sz w:val="24"/>
-          <w:u w:val="single"/>
-        </w:rPr>
-        <w:t xml:space="preserve"> </w:t>
       </w:r>
       <w:r>
         <w:rPr>
@@ -2435,56 +2373,8 @@
           <w:i w:val="0"/>
           <w:color w:val="0000FF"/>
           <w:sz w:val="24"/>
-          <w:u w:val="single"/>
-        </w:rPr>
-        <w:hyperlink r:id="rId20" w:history="1">
-          <w:r>
-            <w:rPr>
-              <w:rStyle w:val="Hyperlink"/>
-            </w:rPr>
-            <w:t>Arm</w:t>
-          </w:r>
-        </w:hyperlink>
-      </w:r>
-      <w:r>
-        <w:rPr>
-          <w:rFonts w:ascii="Charis SIL Regular" w:hAnsi="Charis SIL Regular" w:eastAsia="Charis SIL Regular"/>
-          <w:b w:val="0"/>
-          <w:i w:val="0"/>
-          <w:color w:val="0000FF"/>
-          <w:sz w:val="24"/>
-          <w:u w:val="single"/>
-        </w:rPr>
-        <w:t xml:space="preserve"> </w:t>
-      </w:r>
-      <w:r>
-        <w:rPr>
-          <w:rFonts w:ascii="Charis SIL Regular" w:hAnsi="Charis SIL Regular" w:eastAsia="Charis SIL Regular"/>
-          <w:b w:val="0"/>
-          <w:i w:val="0"/>
-          <w:color w:val="0000FF"/>
-          <w:sz w:val="24"/>
-          <w:u w:val="single"/>
-        </w:rPr>
-        <w:hyperlink r:id="rId20" w:history="1">
-          <w:r>
-            <w:rPr>
-              <w:rStyle w:val="Hyperlink"/>
-            </w:rPr>
-            <w:t>and</w:t>
-          </w:r>
-        </w:hyperlink>
-      </w:r>
-      <w:r>
-        <w:rPr>
-          <w:rFonts w:ascii="Charis SIL Regular" w:hAnsi="Charis SIL Regular" w:eastAsia="Charis SIL Regular"/>
-          <w:b w:val="0"/>
-          <w:i w:val="0"/>
-          <w:color w:val="0000FF"/>
-          <w:sz w:val="24"/>
-          <w:u w:val="single"/>
-        </w:rPr>
-        <w:t xml:space="preserve"> </w:t>
+        </w:rPr>
+        <w:t xml:space="preserve">Arm and </w:t>
       </w:r>
       <w:r>
         <w:rPr>
@@ -2625,7 +2515,7 @@
           <w:sz w:val="24"/>
           <w:u w:val="single"/>
         </w:rPr>
-        <w:hyperlink r:id="rId20" w:history="1">
+        <w:hyperlink r:id="rId21" w:history="1">
           <w:r>
             <w:rPr>
               <w:rStyle w:val="Hyperlink"/>
@@ -2643,7 +2533,7 @@
           <w:sz w:val="24"/>
           <w:u w:val="single"/>
         </w:rPr>
-        <w:hyperlink r:id="rId20" w:history="1">
+        <w:hyperlink r:id="rId21" w:history="1">
           <w:r>
             <w:rPr>
               <w:rStyle w:val="Hyperlink"/>
@@ -2672,7 +2562,7 @@
           <w:sz w:val="24"/>
           <w:u w:val="single"/>
         </w:rPr>
-        <w:hyperlink r:id="rId20" w:history="1">
+        <w:hyperlink r:id="rId21" w:history="1">
           <w:r>
             <w:rPr>
               <w:rStyle w:val="Hyperlink"/>
@@ -2719,7 +2609,7 @@
           <w:sz w:val="24"/>
           <w:u w:val="single"/>
         </w:rPr>
-        <w:hyperlink r:id="rId21" w:history="1">
+        <w:hyperlink r:id="rId20" w:history="1">
           <w:r>
             <w:rPr>
               <w:rStyle w:val="Hyperlink"/>
@@ -2763,16 +2653,8 @@
           <w:i w:val="0"/>
           <w:color w:val="0000FF"/>
           <w:sz w:val="24"/>
-          <w:u w:val="single"/>
-        </w:rPr>
-        <w:hyperlink r:id="rId22" w:history="1">
-          <w:r>
-            <w:rPr>
-              <w:rStyle w:val="Hyperlink"/>
-            </w:rPr>
-            <w:t>Scie</w:t>
-          </w:r>
-        </w:hyperlink>
+        </w:rPr>
+        <w:t>Scientific</w:t>
       </w:r>
       <w:r>
         <w:rPr>
@@ -2783,14 +2665,7 @@
           <w:sz w:val="24"/>
           <w:u w:val="single"/>
         </w:rPr>
-        <w:hyperlink r:id="rId22" w:history="1">
-          <w:r>
-            <w:rPr>
-              <w:rStyle w:val="Hyperlink"/>
-            </w:rPr>
-            <w:t>n</w:t>
-          </w:r>
-        </w:hyperlink>
+        <w:t xml:space="preserve"> </w:t>
       </w:r>
       <w:r>
         <w:rPr>
@@ -2801,58 +2676,7 @@
           <w:sz w:val="24"/>
           <w:u w:val="single"/>
         </w:rPr>
-        <w:hyperlink r:id="rId22" w:history="1">
-          <w:r>
-            <w:rPr>
-              <w:rStyle w:val="Hyperlink"/>
-            </w:rPr>
-            <w:t>tif</w:t>
-          </w:r>
-        </w:hyperlink>
-      </w:r>
-      <w:r>
-        <w:rPr>
-          <w:rFonts w:ascii="Charis SIL Regular" w:hAnsi="Charis SIL Regular" w:eastAsia="Charis SIL Regular"/>
-          <w:b w:val="0"/>
-          <w:i w:val="0"/>
-          <w:color w:val="0000FF"/>
-          <w:sz w:val="24"/>
-          <w:u w:val="single"/>
-        </w:rPr>
-        <w:t>i</w:t>
-      </w:r>
-      <w:r>
-        <w:rPr>
-          <w:rFonts w:ascii="Charis SIL Regular" w:hAnsi="Charis SIL Regular" w:eastAsia="Charis SIL Regular"/>
-          <w:b w:val="0"/>
-          <w:i w:val="0"/>
-          <w:color w:val="0000FF"/>
-          <w:sz w:val="24"/>
-          <w:u w:val="single"/>
-        </w:rPr>
-        <w:t>c</w:t>
-      </w:r>
-      <w:r>
-        <w:rPr>
-          <w:rFonts w:ascii="Charis SIL Regular" w:hAnsi="Charis SIL Regular" w:eastAsia="Charis SIL Regular"/>
-          <w:b w:val="0"/>
-          <w:i w:val="0"/>
-          <w:color w:val="0000FF"/>
-          <w:sz w:val="24"/>
-          <w:u w:val="single"/>
-        </w:rPr>
-        <w:t xml:space="preserve"> </w:t>
-      </w:r>
-      <w:r>
-        <w:rPr>
-          <w:rFonts w:ascii="Charis SIL Regular" w:hAnsi="Charis SIL Regular" w:eastAsia="Charis SIL Regular"/>
-          <w:b w:val="0"/>
-          <w:i w:val="0"/>
-          <w:color w:val="0000FF"/>
-          <w:sz w:val="24"/>
-          <w:u w:val="single"/>
-        </w:rPr>
-        <w:hyperlink r:id="rId22" w:history="1">
+        <w:hyperlink r:id="rId21" w:history="1">
           <w:r>
             <w:rPr>
               <w:rStyle w:val="Hyperlink"/>
@@ -2917,7 +2741,7 @@
           <w:sz w:val="24"/>
           <w:u w:val="single"/>
         </w:rPr>
-        <w:hyperlink r:id="rId22" w:history="1">
+        <w:hyperlink r:id="rId21" w:history="1">
           <w:r>
             <w:rPr>
               <w:rStyle w:val="Hyperlink"/>
@@ -2982,7 +2806,7 @@
           <w:sz w:val="24"/>
           <w:u w:val="single"/>
         </w:rPr>
-        <w:hyperlink r:id="rId22" w:history="1">
+        <w:hyperlink r:id="rId21" w:history="1">
           <w:r>
             <w:rPr>
               <w:rStyle w:val="Hyperlink"/>
@@ -3018,6 +2842,279 @@
           <w:sz w:val="24"/>
           <w:u w:val="single"/>
         </w:rPr>
+        <w:hyperlink r:id="rId21" w:history="1">
+          <w:r>
+            <w:rPr>
+              <w:rStyle w:val="Hyperlink"/>
+            </w:rPr>
+            <w:t>sed</w:t>
+          </w:r>
+        </w:hyperlink>
+      </w:r>
+      <w:r>
+        <w:rPr>
+          <w:rFonts w:ascii="Charis SIL Regular" w:hAnsi="Charis SIL Regular" w:eastAsia="Charis SIL Regular"/>
+          <w:b w:val="0"/>
+          <w:i w:val="0"/>
+          <w:color w:val="0000FF"/>
+          <w:sz w:val="24"/>
+          <w:u w:val="single"/>
+        </w:rPr>
+        <w:t xml:space="preserve"> </w:t>
+      </w:r>
+      <w:r>
+        <w:rPr>
+          <w:rFonts w:ascii="Charis SIL Regular" w:hAnsi="Charis SIL Regular" w:eastAsia="Charis SIL Regular"/>
+          <w:b w:val="0"/>
+          <w:i w:val="0"/>
+          <w:color w:val="0000FF"/>
+          <w:sz w:val="24"/>
+          <w:u w:val="single"/>
+        </w:rPr>
+        <w:hyperlink r:id="rId21" w:history="1">
+          <w:r>
+            <w:rPr>
+              <w:rStyle w:val="Hyperlink"/>
+            </w:rPr>
+            <w:t>territ</w:t>
+          </w:r>
+        </w:hyperlink>
+      </w:r>
+      <w:r>
+        <w:rPr>
+          <w:rFonts w:ascii="Charis SIL Regular" w:hAnsi="Charis SIL Regular" w:eastAsia="Charis SIL Regular"/>
+          <w:b w:val="0"/>
+          <w:i w:val="0"/>
+          <w:color w:val="0000FF"/>
+          <w:sz w:val="24"/>
+          <w:u w:val="single"/>
+        </w:rPr>
+        <w:hyperlink r:id="rId21" w:history="1">
+          <w:r>
+            <w:rPr>
+              <w:rStyle w:val="Hyperlink"/>
+            </w:rPr>
+            <w:t>o</w:t>
+          </w:r>
+        </w:hyperlink>
+      </w:r>
+      <w:r>
+        <w:rPr>
+          <w:rFonts w:ascii="Charis SIL Regular" w:hAnsi="Charis SIL Regular" w:eastAsia="Charis SIL Regular"/>
+          <w:b w:val="0"/>
+          <w:i w:val="0"/>
+          <w:color w:val="0000FF"/>
+          <w:sz w:val="24"/>
+          <w:u w:val="single"/>
+        </w:rPr>
+        <w:hyperlink r:id="rId22" w:history="1">
+          <w:r>
+            <w:rPr>
+              <w:rStyle w:val="Hyperlink"/>
+            </w:rPr>
+            <w:t>ries</w:t>
+          </w:r>
+        </w:hyperlink>
+      </w:r>
+      <w:r>
+        <w:br/>
+      </w:r>
+      <w:r>
+        <w:rPr>
+          <w:rFonts w:ascii="Charis SIL Regular" w:hAnsi="Charis SIL Regular" w:eastAsia="Charis SIL Regular"/>
+          <w:b w:val="0"/>
+          <w:i w:val="0"/>
+          <w:color w:val="000000"/>
+          <w:sz w:val="24"/>
+        </w:rPr>
+        <w:t xml:space="preserve">•  </w:t>
+      </w:r>
+      <w:r>
+        <w:rPr>
+          <w:rFonts w:ascii="Charis SIL Regular" w:hAnsi="Charis SIL Regular" w:eastAsia="Charis SIL Regular"/>
+          <w:b w:val="0"/>
+          <w:i w:val="0"/>
+          <w:color w:val="0000FF"/>
+          <w:sz w:val="24"/>
+          <w:u w:val="single"/>
+        </w:rPr>
+        <w:hyperlink r:id="rId22" w:history="1">
+          <w:r>
+            <w:rPr>
+              <w:rStyle w:val="Hyperlink"/>
+            </w:rPr>
+            <w:t>Christian</w:t>
+          </w:r>
+        </w:hyperlink>
+      </w:r>
+      <w:r>
+        <w:rPr>
+          <w:rFonts w:ascii="Charis SIL Regular" w:hAnsi="Charis SIL Regular" w:eastAsia="Charis SIL Regular"/>
+          <w:b w:val="0"/>
+          <w:i w:val="0"/>
+          <w:color w:val="0000FF"/>
+          <w:sz w:val="24"/>
+          <w:u w:val="single"/>
+        </w:rPr>
+        <w:t xml:space="preserve"> </w:t>
+      </w:r>
+      <w:r>
+        <w:rPr>
+          <w:rFonts w:ascii="Charis SIL Regular" w:hAnsi="Charis SIL Regular" w:eastAsia="Charis SIL Regular"/>
+          <w:b w:val="0"/>
+          <w:i w:val="0"/>
+          <w:color w:val="0000FF"/>
+          <w:sz w:val="24"/>
+          <w:u w:val="single"/>
+        </w:rPr>
+        <w:hyperlink r:id="rId22" w:history="1">
+          <w:r>
+            <w:rPr>
+              <w:rStyle w:val="Hyperlink"/>
+            </w:rPr>
+            <w:t>missiona</w:t>
+          </w:r>
+        </w:hyperlink>
+      </w:r>
+      <w:r>
+        <w:rPr>
+          <w:rFonts w:ascii="Charis SIL Regular" w:hAnsi="Charis SIL Regular" w:eastAsia="Charis SIL Regular"/>
+          <w:b w:val="0"/>
+          <w:i w:val="0"/>
+          <w:color w:val="0000FF"/>
+          <w:sz w:val="24"/>
+          <w:u w:val="single"/>
+        </w:rPr>
+        <w:hyperlink r:id="rId22" w:history="1">
+          <w:r>
+            <w:rPr>
+              <w:rStyle w:val="Hyperlink"/>
+            </w:rPr>
+            <w:t>r</w:t>
+          </w:r>
+        </w:hyperlink>
+      </w:r>
+      <w:r>
+        <w:rPr>
+          <w:rFonts w:ascii="Charis SIL Regular" w:hAnsi="Charis SIL Regular" w:eastAsia="Charis SIL Regular"/>
+          <w:b w:val="0"/>
+          <w:i w:val="0"/>
+          <w:color w:val="0000FF"/>
+          <w:sz w:val="24"/>
+          <w:u w:val="single"/>
+        </w:rPr>
+        <w:hyperlink r:id="rId22" w:history="1">
+          <w:r>
+            <w:rPr>
+              <w:rStyle w:val="Hyperlink"/>
+            </w:rPr>
+            <w:t>ie</w:t>
+          </w:r>
+        </w:hyperlink>
+      </w:r>
+      <w:r>
+        <w:rPr>
+          <w:rFonts w:ascii="Charis SIL Regular" w:hAnsi="Charis SIL Regular" w:eastAsia="Charis SIL Regular"/>
+          <w:b w:val="0"/>
+          <w:i w:val="0"/>
+          <w:color w:val="0000FF"/>
+          <w:sz w:val="24"/>
+          <w:u w:val="single"/>
+        </w:rPr>
+        <w:hyperlink r:id="rId22" w:history="1">
+          <w:r>
+            <w:rPr>
+              <w:rStyle w:val="Hyperlink"/>
+            </w:rPr>
+            <w:t>s</w:t>
+          </w:r>
+        </w:hyperlink>
+      </w:r>
+      <w:r>
+        <w:rPr>
+          <w:rFonts w:ascii="Charis SIL Regular" w:hAnsi="Charis SIL Regular" w:eastAsia="Charis SIL Regular"/>
+          <w:b w:val="0"/>
+          <w:i w:val="0"/>
+          <w:color w:val="0000FF"/>
+          <w:sz w:val="24"/>
+          <w:u w:val="single"/>
+        </w:rPr>
+        <w:t xml:space="preserve"> </w:t>
+      </w:r>
+      <w:r>
+        <w:rPr>
+          <w:rFonts w:ascii="Charis SIL Regular" w:hAnsi="Charis SIL Regular" w:eastAsia="Charis SIL Regular"/>
+          <w:b w:val="0"/>
+          <w:i w:val="0"/>
+          <w:color w:val="0000FF"/>
+          <w:sz w:val="24"/>
+          <w:u w:val="single"/>
+        </w:rPr>
+        <w:hyperlink r:id="rId23" w:history="1">
+          <w:r>
+            <w:rPr>
+              <w:rStyle w:val="Hyperlink"/>
+            </w:rPr>
+            <w:t>in</w:t>
+          </w:r>
+        </w:hyperlink>
+      </w:r>
+      <w:r>
+        <w:rPr>
+          <w:rFonts w:ascii="Charis SIL Regular" w:hAnsi="Charis SIL Regular" w:eastAsia="Charis SIL Regular"/>
+          <w:b w:val="0"/>
+          <w:i w:val="0"/>
+          <w:color w:val="0000FF"/>
+          <w:sz w:val="24"/>
+          <w:u w:val="single"/>
+        </w:rPr>
+        <w:t xml:space="preserve"> </w:t>
+      </w:r>
+      <w:r>
+        <w:rPr>
+          <w:rFonts w:ascii="Charis SIL Regular" w:hAnsi="Charis SIL Regular" w:eastAsia="Charis SIL Regular"/>
+          <w:b w:val="0"/>
+          <w:i w:val="0"/>
+          <w:color w:val="0000FF"/>
+          <w:sz w:val="24"/>
+          <w:u w:val="single"/>
+        </w:rPr>
+        <w:hyperlink r:id="rId22" w:history="1">
+          <w:r>
+            <w:rPr>
+              <w:rStyle w:val="Hyperlink"/>
+            </w:rPr>
+            <w:t>colon</w:t>
+          </w:r>
+        </w:hyperlink>
+      </w:r>
+      <w:r>
+        <w:rPr>
+          <w:rFonts w:ascii="Charis SIL Regular" w:hAnsi="Charis SIL Regular" w:eastAsia="Charis SIL Regular"/>
+          <w:b w:val="0"/>
+          <w:i w:val="0"/>
+          <w:color w:val="0000FF"/>
+          <w:sz w:val="24"/>
+          <w:u w:val="single"/>
+        </w:rPr>
+        <w:hyperlink r:id="rId22" w:history="1">
+          <w:r>
+            <w:rPr>
+              <w:rStyle w:val="Hyperlink"/>
+            </w:rPr>
+            <w:t>i</w:t>
+          </w:r>
+        </w:hyperlink>
+      </w:r>
+      <w:r>
+        <w:rPr>
+          <w:rFonts w:ascii="Charis SIL Regular" w:hAnsi="Charis SIL Regular" w:eastAsia="Charis SIL Regular"/>
+          <w:b w:val="0"/>
+          <w:i w:val="0"/>
+          <w:color w:val="0000FF"/>
+          <w:sz w:val="24"/>
+          <w:u w:val="single"/>
+        </w:rPr>
         <w:hyperlink r:id="rId22" w:history="1">
           <w:r>
             <w:rPr>
@@ -3048,289 +3145,6 @@
           <w:u w:val="single"/>
         </w:rPr>
         <w:hyperlink r:id="rId22" w:history="1">
-          <w:r>
-            <w:rPr>
-              <w:rStyle w:val="Hyperlink"/>
-            </w:rPr>
-            <w:t>territ</w:t>
-          </w:r>
-        </w:hyperlink>
-      </w:r>
-      <w:r>
-        <w:rPr>
-          <w:rFonts w:ascii="Charis SIL Regular" w:hAnsi="Charis SIL Regular" w:eastAsia="Charis SIL Regular"/>
-          <w:b w:val="0"/>
-          <w:i w:val="0"/>
-          <w:color w:val="0000FF"/>
-          <w:sz w:val="24"/>
-          <w:u w:val="single"/>
-        </w:rPr>
-        <w:hyperlink r:id="rId22" w:history="1">
-          <w:r>
-            <w:rPr>
-              <w:rStyle w:val="Hyperlink"/>
-            </w:rPr>
-            <w:t>o</w:t>
-          </w:r>
-        </w:hyperlink>
-      </w:r>
-      <w:r>
-        <w:rPr>
-          <w:rFonts w:ascii="Charis SIL Regular" w:hAnsi="Charis SIL Regular" w:eastAsia="Charis SIL Regular"/>
-          <w:b w:val="0"/>
-          <w:i w:val="0"/>
-          <w:color w:val="0000FF"/>
-          <w:sz w:val="24"/>
-          <w:u w:val="single"/>
-        </w:rPr>
-        <w:hyperlink r:id="rId21" w:history="1">
-          <w:r>
-            <w:rPr>
-              <w:rStyle w:val="Hyperlink"/>
-            </w:rPr>
-            <w:t>rie</w:t>
-          </w:r>
-        </w:hyperlink>
-      </w:r>
-      <w:r>
-        <w:rPr>
-          <w:rFonts w:ascii="Charis SIL Regular" w:hAnsi="Charis SIL Regular" w:eastAsia="Charis SIL Regular"/>
-          <w:b w:val="0"/>
-          <w:i w:val="0"/>
-          <w:color w:val="0000FF"/>
-          <w:sz w:val="24"/>
-        </w:rPr>
-        <w:t>s</w:t>
-      </w:r>
-      <w:r>
-        <w:br/>
-      </w:r>
-      <w:r>
-        <w:rPr>
-          <w:rFonts w:ascii="Charis SIL Regular" w:hAnsi="Charis SIL Regular" w:eastAsia="Charis SIL Regular"/>
-          <w:b w:val="0"/>
-          <w:i w:val="0"/>
-          <w:color w:val="000000"/>
-          <w:sz w:val="24"/>
-        </w:rPr>
-        <w:t xml:space="preserve">•  </w:t>
-      </w:r>
-      <w:r>
-        <w:rPr>
-          <w:rFonts w:ascii="Charis SIL Regular" w:hAnsi="Charis SIL Regular" w:eastAsia="Charis SIL Regular"/>
-          <w:b w:val="0"/>
-          <w:i w:val="0"/>
-          <w:color w:val="0000FF"/>
-          <w:sz w:val="24"/>
-          <w:u w:val="single"/>
-        </w:rPr>
-        <w:hyperlink r:id="rId23" w:history="1">
-          <w:r>
-            <w:rPr>
-              <w:rStyle w:val="Hyperlink"/>
-            </w:rPr>
-            <w:t>Christian</w:t>
-          </w:r>
-        </w:hyperlink>
-      </w:r>
-      <w:r>
-        <w:rPr>
-          <w:rFonts w:ascii="Charis SIL Regular" w:hAnsi="Charis SIL Regular" w:eastAsia="Charis SIL Regular"/>
-          <w:b w:val="0"/>
-          <w:i w:val="0"/>
-          <w:color w:val="0000FF"/>
-          <w:sz w:val="24"/>
-          <w:u w:val="single"/>
-        </w:rPr>
-        <w:t xml:space="preserve"> </w:t>
-      </w:r>
-      <w:r>
-        <w:rPr>
-          <w:rFonts w:ascii="Charis SIL Regular" w:hAnsi="Charis SIL Regular" w:eastAsia="Charis SIL Regular"/>
-          <w:b w:val="0"/>
-          <w:i w:val="0"/>
-          <w:color w:val="0000FF"/>
-          <w:sz w:val="24"/>
-          <w:u w:val="single"/>
-        </w:rPr>
-        <w:hyperlink r:id="rId23" w:history="1">
-          <w:r>
-            <w:rPr>
-              <w:rStyle w:val="Hyperlink"/>
-            </w:rPr>
-            <w:t>missiona</w:t>
-          </w:r>
-        </w:hyperlink>
-      </w:r>
-      <w:r>
-        <w:rPr>
-          <w:rFonts w:ascii="Charis SIL Regular" w:hAnsi="Charis SIL Regular" w:eastAsia="Charis SIL Regular"/>
-          <w:b w:val="0"/>
-          <w:i w:val="0"/>
-          <w:color w:val="0000FF"/>
-          <w:sz w:val="24"/>
-          <w:u w:val="single"/>
-        </w:rPr>
-        <w:hyperlink r:id="rId23" w:history="1">
-          <w:r>
-            <w:rPr>
-              <w:rStyle w:val="Hyperlink"/>
-            </w:rPr>
-            <w:t>r</w:t>
-          </w:r>
-        </w:hyperlink>
-      </w:r>
-      <w:r>
-        <w:rPr>
-          <w:rFonts w:ascii="Charis SIL Regular" w:hAnsi="Charis SIL Regular" w:eastAsia="Charis SIL Regular"/>
-          <w:b w:val="0"/>
-          <w:i w:val="0"/>
-          <w:color w:val="0000FF"/>
-          <w:sz w:val="24"/>
-          <w:u w:val="single"/>
-        </w:rPr>
-        <w:hyperlink r:id="rId23" w:history="1">
-          <w:r>
-            <w:rPr>
-              <w:rStyle w:val="Hyperlink"/>
-            </w:rPr>
-            <w:t>ie</w:t>
-          </w:r>
-        </w:hyperlink>
-      </w:r>
-      <w:r>
-        <w:rPr>
-          <w:rFonts w:ascii="Charis SIL Regular" w:hAnsi="Charis SIL Regular" w:eastAsia="Charis SIL Regular"/>
-          <w:b w:val="0"/>
-          <w:i w:val="0"/>
-          <w:color w:val="0000FF"/>
-          <w:sz w:val="24"/>
-          <w:u w:val="single"/>
-        </w:rPr>
-        <w:hyperlink r:id="rId23" w:history="1">
-          <w:r>
-            <w:rPr>
-              <w:rStyle w:val="Hyperlink"/>
-            </w:rPr>
-            <w:t>s</w:t>
-          </w:r>
-        </w:hyperlink>
-      </w:r>
-      <w:r>
-        <w:rPr>
-          <w:rFonts w:ascii="Charis SIL Regular" w:hAnsi="Charis SIL Regular" w:eastAsia="Charis SIL Regular"/>
-          <w:b w:val="0"/>
-          <w:i w:val="0"/>
-          <w:color w:val="0000FF"/>
-          <w:sz w:val="24"/>
-          <w:u w:val="single"/>
-        </w:rPr>
-        <w:t xml:space="preserve"> </w:t>
-      </w:r>
-      <w:r>
-        <w:rPr>
-          <w:rFonts w:ascii="Charis SIL Regular" w:hAnsi="Charis SIL Regular" w:eastAsia="Charis SIL Regular"/>
-          <w:b w:val="0"/>
-          <w:i w:val="0"/>
-          <w:color w:val="0000FF"/>
-          <w:sz w:val="24"/>
-          <w:u w:val="single"/>
-        </w:rPr>
-        <w:hyperlink r:id="rId23" w:history="1">
-          <w:r>
-            <w:rPr>
-              <w:rStyle w:val="Hyperlink"/>
-            </w:rPr>
-            <w:t>in</w:t>
-          </w:r>
-        </w:hyperlink>
-      </w:r>
-      <w:r>
-        <w:rPr>
-          <w:rFonts w:ascii="Charis SIL Regular" w:hAnsi="Charis SIL Regular" w:eastAsia="Charis SIL Regular"/>
-          <w:b w:val="0"/>
-          <w:i w:val="0"/>
-          <w:color w:val="0000FF"/>
-          <w:sz w:val="24"/>
-          <w:u w:val="single"/>
-        </w:rPr>
-        <w:t xml:space="preserve"> </w:t>
-      </w:r>
-      <w:r>
-        <w:rPr>
-          <w:rFonts w:ascii="Charis SIL Regular" w:hAnsi="Charis SIL Regular" w:eastAsia="Charis SIL Regular"/>
-          <w:b w:val="0"/>
-          <w:i w:val="0"/>
-          <w:color w:val="0000FF"/>
-          <w:sz w:val="24"/>
-          <w:u w:val="single"/>
-        </w:rPr>
-        <w:hyperlink r:id="rId23" w:history="1">
-          <w:r>
-            <w:rPr>
-              <w:rStyle w:val="Hyperlink"/>
-            </w:rPr>
-            <w:t>colon</w:t>
-          </w:r>
-        </w:hyperlink>
-      </w:r>
-      <w:r>
-        <w:rPr>
-          <w:rFonts w:ascii="Charis SIL Regular" w:hAnsi="Charis SIL Regular" w:eastAsia="Charis SIL Regular"/>
-          <w:b w:val="0"/>
-          <w:i w:val="0"/>
-          <w:color w:val="0000FF"/>
-          <w:sz w:val="24"/>
-          <w:u w:val="single"/>
-        </w:rPr>
-        <w:hyperlink r:id="rId23" w:history="1">
-          <w:r>
-            <w:rPr>
-              <w:rStyle w:val="Hyperlink"/>
-            </w:rPr>
-            <w:t>i</w:t>
-          </w:r>
-        </w:hyperlink>
-      </w:r>
-      <w:r>
-        <w:rPr>
-          <w:rFonts w:ascii="Charis SIL Regular" w:hAnsi="Charis SIL Regular" w:eastAsia="Charis SIL Regular"/>
-          <w:b w:val="0"/>
-          <w:i w:val="0"/>
-          <w:color w:val="0000FF"/>
-          <w:sz w:val="24"/>
-          <w:u w:val="single"/>
-        </w:rPr>
-        <w:hyperlink r:id="rId23" w:history="1">
-          <w:r>
-            <w:rPr>
-              <w:rStyle w:val="Hyperlink"/>
-            </w:rPr>
-            <w:t>sed</w:t>
-          </w:r>
-        </w:hyperlink>
-      </w:r>
-      <w:r>
-        <w:rPr>
-          <w:rFonts w:ascii="Charis SIL Regular" w:hAnsi="Charis SIL Regular" w:eastAsia="Charis SIL Regular"/>
-          <w:b w:val="0"/>
-          <w:i w:val="0"/>
-          <w:color w:val="0000FF"/>
-          <w:sz w:val="24"/>
-          <w:u w:val="single"/>
-        </w:rPr>
-        <w:t xml:space="preserve"> </w:t>
-      </w:r>
-      <w:r>
-        <w:rPr>
-          <w:rFonts w:ascii="Charis SIL Regular" w:hAnsi="Charis SIL Regular" w:eastAsia="Charis SIL Regular"/>
-          <w:b w:val="0"/>
-          <w:i w:val="0"/>
-          <w:color w:val="0000FF"/>
-          <w:sz w:val="24"/>
-          <w:u w:val="single"/>
-        </w:rPr>
-        <w:hyperlink r:id="rId23" w:history="1">
           <w:r>
             <w:rPr>
               <w:rStyle w:val="Hyperlink"/>

--- a/EXPORTS/DOCX/published/niveau2/English/Museum.docx
+++ b/EXPORTS/DOCX/published/niveau2/English/Museum.docx
@@ -316,23 +316,23 @@
           <w:color w:val="000000"/>
           <w:sz w:val="24"/>
         </w:rPr>
-        <w:t xml:space="preserve">History) in 1820 and the </w:t>
-      </w:r>
-      <w:r>
-        <w:rPr>
+        <w:t>History) in 1820 and</w:t>
+      </w:r>
+      <w:r>
+        <w:rPr>
+          <w:u w:val="single" w:color="0000ff"/>
           <w:rFonts w:ascii="Charis SIL Regular" w:hAnsi="Charis SIL Regular" w:eastAsia="Charis SIL Regular"/>
           <w:b w:val="0"/>
           <w:i w:val="0"/>
-          <w:color w:val="0000FF"/>
+          <w:color w:val="000000"/>
           <w:sz w:val="24"/>
-          <w:u w:val="single"/>
         </w:rPr>
         <w:hyperlink r:id="rId9" w:history="1">
           <w:r>
             <w:rPr>
               <w:rStyle w:val="Hyperlink"/>
             </w:rPr>
-            <w:t>Rijks</w:t>
+            <w:t xml:space="preserve"> the </w:t>
           </w:r>
         </w:hyperlink>
       </w:r>
@@ -343,9 +343,8 @@
           <w:i w:val="0"/>
           <w:color w:val="0000FF"/>
           <w:sz w:val="24"/>
-          <w:u w:val="single"/>
-        </w:rPr>
-        <w:t xml:space="preserve"> </w:t>
+        </w:rPr>
+        <w:t xml:space="preserve">Rijks </w:t>
       </w:r>
       <w:r>
         <w:rPr>
@@ -361,25 +360,7 @@
             <w:rPr>
               <w:rStyle w:val="Hyperlink"/>
             </w:rPr>
-            <w:t>Etn</w:t>
-          </w:r>
-        </w:hyperlink>
-      </w:r>
-      <w:r>
-        <w:rPr>
-          <w:rFonts w:ascii="Charis SIL Regular" w:hAnsi="Charis SIL Regular" w:eastAsia="Charis SIL Regular"/>
-          <w:b w:val="0"/>
-          <w:i w:val="0"/>
-          <w:color w:val="0000FF"/>
-          <w:sz w:val="24"/>
-          <w:u w:val="single"/>
-        </w:rPr>
-        <w:hyperlink r:id="rId10" w:history="1">
-          <w:r>
-            <w:rPr>
-              <w:rStyle w:val="Hyperlink"/>
-            </w:rPr>
-            <w:t>ogra</w:t>
+            <w:t>Etnogra</w:t>
           </w:r>
         </w:hyperlink>
       </w:r>
@@ -439,7 +420,7 @@
           <w:sz w:val="24"/>
           <w:u w:val="single"/>
         </w:rPr>
-        <w:hyperlink r:id="rId10" w:history="1">
+        <w:hyperlink r:id="rId9" w:history="1">
           <w:r>
             <w:rPr>
               <w:rStyle w:val="Hyperlink"/>
@@ -457,7 +438,7 @@
           <w:sz w:val="24"/>
           <w:u w:val="single"/>
         </w:rPr>
-        <w:hyperlink r:id="rId10" w:history="1">
+        <w:hyperlink r:id="rId9" w:history="1">
           <w:r>
             <w:rPr>
               <w:rStyle w:val="Hyperlink"/>
@@ -859,46 +840,7 @@
           <w:color w:val="000000"/>
           <w:sz w:val="24"/>
         </w:rPr>
-        <w:t xml:space="preserve"> (Museum of Geography and Ethnology) in </w:t>
-      </w:r>
-      <w:r>
-        <w:rPr>
-          <w:u w:val="single" w:color="0000ff"/>
-          <w:rFonts w:ascii="Charis SIL Regular" w:hAnsi="Charis SIL Regular" w:eastAsia="Charis SIL Regular"/>
-          <w:b w:val="0"/>
-          <w:i w:val="0"/>
-          <w:color w:val="000000"/>
-          <w:sz w:val="24"/>
-        </w:rPr>
-        <w:t>R</w:t>
-      </w:r>
-      <w:r>
-        <w:rPr>
-          <w:u w:val="single" w:color="0000ff"/>
-          <w:rFonts w:ascii="Charis SIL Regular" w:hAnsi="Charis SIL Regular" w:eastAsia="Charis SIL Regular"/>
-          <w:b w:val="0"/>
-          <w:i w:val="0"/>
-          <w:color w:val="000000"/>
-          <w:sz w:val="24"/>
-        </w:rPr>
-        <w:hyperlink r:id="rId12" w:history="1">
-          <w:r>
-            <w:rPr>
-              <w:rStyle w:val="Hyperlink"/>
-            </w:rPr>
-            <w:t>otterda</w:t>
-          </w:r>
-        </w:hyperlink>
-      </w:r>
-      <w:r>
-        <w:rPr>
-          <w:rFonts w:ascii="Charis SIL Regular" w:hAnsi="Charis SIL Regular" w:eastAsia="Charis SIL Regular"/>
-          <w:b w:val="0"/>
-          <w:i w:val="0"/>
-          <w:color w:val="000000"/>
-          <w:sz w:val="24"/>
-        </w:rPr>
-        <w:t>m</w:t>
+        <w:t xml:space="preserve"> (Museum of Geography and Ethnology) in Rotterdam</w:t>
       </w:r>
       <w:r>
         <w:rPr>
@@ -2189,23 +2131,14 @@
           <w:i w:val="0"/>
           <w:color w:val="0000FF"/>
           <w:sz w:val="24"/>
-        </w:rPr>
-        <w:t xml:space="preserve">The trade in </w:t>
-      </w:r>
-      <w:r>
-        <w:rPr>
-          <w:rFonts w:ascii="Charis SIL Regular" w:hAnsi="Charis SIL Regular" w:eastAsia="Charis SIL Regular"/>
-          <w:b w:val="0"/>
-          <w:i w:val="0"/>
-          <w:color w:val="0000FF"/>
-          <w:sz w:val="24"/>
+          <w:u w:val="single"/>
         </w:rPr>
         <w:hyperlink r:id="rId20" w:history="1">
           <w:r>
             <w:rPr>
               <w:rStyle w:val="Hyperlink"/>
             </w:rPr>
-            <w:t>o</w:t>
+            <w:t>The</w:t>
           </w:r>
         </w:hyperlink>
       </w:r>
@@ -2218,7 +2151,64 @@
           <w:sz w:val="24"/>
           <w:u w:val="single"/>
         </w:rPr>
+        <w:t xml:space="preserve"> </w:t>
+      </w:r>
+      <w:r>
+        <w:rPr>
+          <w:rFonts w:ascii="Charis SIL Regular" w:hAnsi="Charis SIL Regular" w:eastAsia="Charis SIL Regular"/>
+          <w:b w:val="0"/>
+          <w:i w:val="0"/>
+          <w:color w:val="0000FF"/>
+          <w:sz w:val="24"/>
+          <w:u w:val="single"/>
+        </w:rPr>
         <w:hyperlink r:id="rId20" w:history="1">
+          <w:r>
+            <w:rPr>
+              <w:rStyle w:val="Hyperlink"/>
+            </w:rPr>
+            <w:t>t</w:t>
+          </w:r>
+        </w:hyperlink>
+      </w:r>
+      <w:r>
+        <w:rPr>
+          <w:rFonts w:ascii="Charis SIL Regular" w:hAnsi="Charis SIL Regular" w:eastAsia="Charis SIL Regular"/>
+          <w:b w:val="0"/>
+          <w:i w:val="0"/>
+          <w:color w:val="0000FF"/>
+          <w:sz w:val="24"/>
+          <w:u w:val="single"/>
+        </w:rPr>
+        <w:hyperlink r:id="rId20" w:history="1">
+          <w:r>
+            <w:rPr>
+              <w:rStyle w:val="Hyperlink"/>
+            </w:rPr>
+            <w:t>rade</w:t>
+          </w:r>
+        </w:hyperlink>
+      </w:r>
+      <w:r>
+        <w:rPr>
+          <w:rFonts w:ascii="Charis SIL Regular" w:hAnsi="Charis SIL Regular" w:eastAsia="Charis SIL Regular"/>
+          <w:b w:val="0"/>
+          <w:i w:val="0"/>
+          <w:color w:val="0000FF"/>
+          <w:sz w:val="24"/>
+        </w:rPr>
+        <w:t xml:space="preserve"> in o</w:t>
+      </w:r>
+      <w:r>
+        <w:rPr>
+          <w:rFonts w:ascii="Charis SIL Regular" w:hAnsi="Charis SIL Regular" w:eastAsia="Charis SIL Regular"/>
+          <w:b w:val="0"/>
+          <w:i w:val="0"/>
+          <w:color w:val="0000FF"/>
+          <w:sz w:val="24"/>
+          <w:u w:val="single"/>
+        </w:rPr>
+        <w:hyperlink r:id="rId19" w:history="1">
           <w:r>
             <w:rPr>
               <w:rStyle w:val="Hyperlink"/>
@@ -2254,7 +2244,7 @@
           <w:sz w:val="24"/>
           <w:u w:val="single"/>
         </w:rPr>
-        <w:hyperlink r:id="rId20" w:history="1">
+        <w:hyperlink r:id="rId19" w:history="1">
           <w:r>
             <w:rPr>
               <w:rStyle w:val="Hyperlink"/>
@@ -2312,7 +2302,7 @@
           <w:sz w:val="24"/>
           <w:u w:val="single"/>
         </w:rPr>
-        <w:hyperlink r:id="rId20" w:history="1">
+        <w:hyperlink r:id="rId19" w:history="1">
           <w:r>
             <w:rPr>
               <w:rStyle w:val="Hyperlink"/>
@@ -2373,8 +2363,16 @@
           <w:i w:val="0"/>
           <w:color w:val="0000FF"/>
           <w:sz w:val="24"/>
-        </w:rPr>
-        <w:t xml:space="preserve">Arm and </w:t>
+          <w:u w:val="single"/>
+        </w:rPr>
+        <w:hyperlink r:id="rId20" w:history="1">
+          <w:r>
+            <w:rPr>
+              <w:rStyle w:val="Hyperlink"/>
+            </w:rPr>
+            <w:t>Arm</w:t>
+          </w:r>
+        </w:hyperlink>
       </w:r>
       <w:r>
         <w:rPr>
@@ -2385,7 +2383,36 @@
           <w:sz w:val="24"/>
           <w:u w:val="single"/>
         </w:rPr>
+        <w:t xml:space="preserve"> </w:t>
+      </w:r>
+      <w:r>
+        <w:rPr>
+          <w:rFonts w:ascii="Charis SIL Regular" w:hAnsi="Charis SIL Regular" w:eastAsia="Charis SIL Regular"/>
+          <w:b w:val="0"/>
+          <w:i w:val="0"/>
+          <w:color w:val="0000FF"/>
+          <w:sz w:val="24"/>
+          <w:u w:val="single"/>
+        </w:rPr>
         <w:hyperlink r:id="rId20" w:history="1">
+          <w:r>
+            <w:rPr>
+              <w:rStyle w:val="Hyperlink"/>
+            </w:rPr>
+            <w:t xml:space="preserve">and </w:t>
+          </w:r>
+        </w:hyperlink>
+      </w:r>
+      <w:r>
+        <w:rPr>
+          <w:rFonts w:ascii="Charis SIL Regular" w:hAnsi="Charis SIL Regular" w:eastAsia="Charis SIL Regular"/>
+          <w:b w:val="0"/>
+          <w:i w:val="0"/>
+          <w:color w:val="0000FF"/>
+          <w:sz w:val="24"/>
+          <w:u w:val="single"/>
+        </w:rPr>
+        <w:hyperlink r:id="rId21" w:history="1">
           <w:r>
             <w:rPr>
               <w:rStyle w:val="Hyperlink"/>
@@ -2403,7 +2430,7 @@
           <w:sz w:val="24"/>
           <w:u w:val="single"/>
         </w:rPr>
-        <w:hyperlink r:id="rId20" w:history="1">
+        <w:hyperlink r:id="rId21" w:history="1">
           <w:r>
             <w:rPr>
               <w:rStyle w:val="Hyperlink"/>
@@ -2439,7 +2466,7 @@
           <w:sz w:val="24"/>
           <w:u w:val="single"/>
         </w:rPr>
-        <w:hyperlink r:id="rId20" w:history="1">
+        <w:hyperlink r:id="rId21" w:history="1">
           <w:r>
             <w:rPr>
               <w:rStyle w:val="Hyperlink"/>
@@ -2468,7 +2495,7 @@
           <w:sz w:val="24"/>
           <w:u w:val="single"/>
         </w:rPr>
-        <w:hyperlink r:id="rId20" w:history="1">
+        <w:hyperlink r:id="rId21" w:history="1">
           <w:r>
             <w:rPr>
               <w:rStyle w:val="Hyperlink"/>
@@ -2520,7 +2547,333 @@
             <w:rPr>
               <w:rStyle w:val="Hyperlink"/>
             </w:rPr>
+            <w:t>in</w:t>
+          </w:r>
+        </w:hyperlink>
+      </w:r>
+      <w:r>
+        <w:rPr>
+          <w:rFonts w:ascii="Charis SIL Regular" w:hAnsi="Charis SIL Regular" w:eastAsia="Charis SIL Regular"/>
+          <w:b w:val="0"/>
+          <w:i w:val="0"/>
+          <w:color w:val="0000FF"/>
+          <w:sz w:val="24"/>
+          <w:u w:val="single"/>
+        </w:rPr>
+        <w:t xml:space="preserve"> </w:t>
+      </w:r>
+      <w:r>
+        <w:rPr>
+          <w:rFonts w:ascii="Charis SIL Regular" w:hAnsi="Charis SIL Regular" w:eastAsia="Charis SIL Regular"/>
+          <w:b w:val="0"/>
+          <w:i w:val="0"/>
+          <w:color w:val="0000FF"/>
+          <w:sz w:val="24"/>
+          <w:u w:val="single"/>
+        </w:rPr>
+        <w:hyperlink r:id="rId21" w:history="1">
+          <w:r>
+            <w:rPr>
+              <w:rStyle w:val="Hyperlink"/>
+            </w:rPr>
+            <w:t>colonise</w:t>
+          </w:r>
+        </w:hyperlink>
+      </w:r>
+      <w:r>
+        <w:rPr>
+          <w:rFonts w:ascii="Charis SIL Regular" w:hAnsi="Charis SIL Regular" w:eastAsia="Charis SIL Regular"/>
+          <w:b w:val="0"/>
+          <w:i w:val="0"/>
+          <w:color w:val="0000FF"/>
+          <w:sz w:val="24"/>
+          <w:u w:val="single"/>
+        </w:rPr>
+        <w:hyperlink r:id="rId20" w:history="1">
+          <w:r>
+            <w:rPr>
+              <w:rStyle w:val="Hyperlink"/>
+            </w:rPr>
+            <w:t>d</w:t>
+          </w:r>
+        </w:hyperlink>
+      </w:r>
+      <w:r>
+        <w:rPr>
+          <w:rFonts w:ascii="Charis SIL Regular" w:hAnsi="Charis SIL Regular" w:eastAsia="Charis SIL Regular"/>
+          <w:b w:val="0"/>
+          <w:i w:val="0"/>
+          <w:color w:val="0000FF"/>
+          <w:sz w:val="24"/>
+          <w:u w:val="single"/>
+        </w:rPr>
+        <w:t xml:space="preserve"> </w:t>
+      </w:r>
+      <w:r>
+        <w:rPr>
+          <w:rFonts w:ascii="Charis SIL Regular" w:hAnsi="Charis SIL Regular" w:eastAsia="Charis SIL Regular"/>
+          <w:b w:val="0"/>
+          <w:i w:val="0"/>
+          <w:color w:val="0000FF"/>
+          <w:sz w:val="24"/>
+          <w:u w:val="single"/>
+        </w:rPr>
+        <w:hyperlink r:id="rId20" w:history="1">
+          <w:r>
+            <w:rPr>
+              <w:rStyle w:val="Hyperlink"/>
+            </w:rPr>
+            <w:t>territo</w:t>
+          </w:r>
+        </w:hyperlink>
+      </w:r>
+      <w:r>
+        <w:rPr>
+          <w:rFonts w:ascii="Charis SIL Regular" w:hAnsi="Charis SIL Regular" w:eastAsia="Charis SIL Regular"/>
+          <w:b w:val="0"/>
+          <w:i w:val="0"/>
+          <w:color w:val="0000FF"/>
+          <w:sz w:val="24"/>
+          <w:u w:val="single"/>
+        </w:rPr>
+        <w:hyperlink r:id="rId21" w:history="1">
+          <w:r>
+            <w:rPr>
+              <w:rStyle w:val="Hyperlink"/>
+            </w:rPr>
+            <w:t>ries</w:t>
+          </w:r>
+        </w:hyperlink>
+      </w:r>
+      <w:r>
+        <w:rPr>
+          <w:rFonts w:ascii="Charis SIL Regular" w:hAnsi="Charis SIL Regular" w:eastAsia="Charis SIL Regular"/>
+          <w:b w:val="0"/>
+          <w:i w:val="0"/>
+          <w:color w:val="000000"/>
+          <w:sz w:val="24"/>
+        </w:rPr>
+        <w:t xml:space="preserve">•  </w:t>
+      </w:r>
+      <w:r>
+        <w:rPr>
+          <w:rFonts w:ascii="Charis SIL Regular" w:hAnsi="Charis SIL Regular" w:eastAsia="Charis SIL Regular"/>
+          <w:b w:val="0"/>
+          <w:i w:val="0"/>
+          <w:color w:val="0000FF"/>
+          <w:sz w:val="24"/>
+          <w:u w:val="single"/>
+        </w:rPr>
+        <w:hyperlink r:id="rId22" w:history="1">
+          <w:r>
+            <w:rPr>
+              <w:rStyle w:val="Hyperlink"/>
+            </w:rPr>
+            <w:t>Scie</w:t>
+          </w:r>
+        </w:hyperlink>
+      </w:r>
+      <w:r>
+        <w:rPr>
+          <w:rFonts w:ascii="Charis SIL Regular" w:hAnsi="Charis SIL Regular" w:eastAsia="Charis SIL Regular"/>
+          <w:b w:val="0"/>
+          <w:i w:val="0"/>
+          <w:color w:val="0000FF"/>
+          <w:sz w:val="24"/>
+          <w:u w:val="single"/>
+        </w:rPr>
+        <w:hyperlink r:id="rId22" w:history="1">
+          <w:r>
+            <w:rPr>
+              <w:rStyle w:val="Hyperlink"/>
+            </w:rPr>
+            <w:t>n</w:t>
+          </w:r>
+        </w:hyperlink>
+      </w:r>
+      <w:r>
+        <w:rPr>
+          <w:rFonts w:ascii="Charis SIL Regular" w:hAnsi="Charis SIL Regular" w:eastAsia="Charis SIL Regular"/>
+          <w:b w:val="0"/>
+          <w:i w:val="0"/>
+          <w:color w:val="0000FF"/>
+          <w:sz w:val="24"/>
+          <w:u w:val="single"/>
+        </w:rPr>
+        <w:hyperlink r:id="rId22" w:history="1">
+          <w:r>
+            <w:rPr>
+              <w:rStyle w:val="Hyperlink"/>
+            </w:rPr>
+            <w:t>tif</w:t>
+          </w:r>
+        </w:hyperlink>
+      </w:r>
+      <w:r>
+        <w:rPr>
+          <w:rFonts w:ascii="Charis SIL Regular" w:hAnsi="Charis SIL Regular" w:eastAsia="Charis SIL Regular"/>
+          <w:b w:val="0"/>
+          <w:i w:val="0"/>
+          <w:color w:val="0000FF"/>
+          <w:sz w:val="24"/>
+        </w:rPr>
+        <w:hyperlink r:id="rId22" w:history="1">
+          <w:r>
+            <w:rPr>
+              <w:rStyle w:val="Hyperlink"/>
+            </w:rPr>
             <w:t>i</w:t>
+          </w:r>
+        </w:hyperlink>
+      </w:r>
+      <w:r>
+        <w:rPr>
+          <w:rFonts w:ascii="Charis SIL Regular" w:hAnsi="Charis SIL Regular" w:eastAsia="Charis SIL Regular"/>
+          <w:b w:val="0"/>
+          <w:i w:val="0"/>
+          <w:color w:val="0000FF"/>
+          <w:sz w:val="24"/>
+        </w:rPr>
+        <w:t>c</w:t>
+      </w:r>
+      <w:r>
+        <w:rPr>
+          <w:rFonts w:ascii="Charis SIL Regular" w:hAnsi="Charis SIL Regular" w:eastAsia="Charis SIL Regular"/>
+          <w:b w:val="0"/>
+          <w:i w:val="0"/>
+          <w:color w:val="0000FF"/>
+          <w:sz w:val="24"/>
+          <w:u w:val="single"/>
+        </w:rPr>
+        <w:t xml:space="preserve"> </w:t>
+      </w:r>
+      <w:r>
+        <w:rPr>
+          <w:rFonts w:ascii="Charis SIL Regular" w:hAnsi="Charis SIL Regular" w:eastAsia="Charis SIL Regular"/>
+          <w:b w:val="0"/>
+          <w:i w:val="0"/>
+          <w:color w:val="0000FF"/>
+          <w:sz w:val="24"/>
+          <w:u w:val="single"/>
+        </w:rPr>
+        <w:hyperlink r:id="rId22" w:history="1">
+          <w:r>
+            <w:rPr>
+              <w:rStyle w:val="Hyperlink"/>
+            </w:rPr>
+            <w:t>rese</w:t>
+          </w:r>
+        </w:hyperlink>
+      </w:r>
+      <w:r>
+        <w:rPr>
+          <w:rFonts w:ascii="Charis SIL Regular" w:hAnsi="Charis SIL Regular" w:eastAsia="Charis SIL Regular"/>
+          <w:b w:val="0"/>
+          <w:i w:val="0"/>
+          <w:color w:val="0000FF"/>
+          <w:sz w:val="24"/>
+          <w:u w:val="single"/>
+        </w:rPr>
+        <w:hyperlink r:id="rId22" w:history="1">
+          <w:r>
+            <w:rPr>
+              <w:rStyle w:val="Hyperlink"/>
+            </w:rPr>
+            <w:t>a</w:t>
+          </w:r>
+        </w:hyperlink>
+      </w:r>
+      <w:r>
+        <w:rPr>
+          <w:rFonts w:ascii="Charis SIL Regular" w:hAnsi="Charis SIL Regular" w:eastAsia="Charis SIL Regular"/>
+          <w:b w:val="0"/>
+          <w:i w:val="0"/>
+          <w:color w:val="0000FF"/>
+          <w:sz w:val="24"/>
+          <w:u w:val="single"/>
+        </w:rPr>
+        <w:hyperlink r:id="rId22" w:history="1">
+          <w:r>
+            <w:rPr>
+              <w:rStyle w:val="Hyperlink"/>
+            </w:rPr>
+            <w:t>rch</w:t>
+          </w:r>
+        </w:hyperlink>
+      </w:r>
+      <w:r>
+        <w:rPr>
+          <w:rFonts w:ascii="Charis SIL Regular" w:hAnsi="Charis SIL Regular" w:eastAsia="Charis SIL Regular"/>
+          <w:b w:val="0"/>
+          <w:i w:val="0"/>
+          <w:color w:val="0000FF"/>
+          <w:sz w:val="24"/>
+          <w:u w:val="single"/>
+        </w:rPr>
+        <w:t xml:space="preserve"> </w:t>
+      </w:r>
+      <w:r>
+        <w:rPr>
+          <w:rFonts w:ascii="Charis SIL Regular" w:hAnsi="Charis SIL Regular" w:eastAsia="Charis SIL Regular"/>
+          <w:b w:val="0"/>
+          <w:i w:val="0"/>
+          <w:color w:val="0000FF"/>
+          <w:sz w:val="24"/>
+          <w:u w:val="single"/>
+        </w:rPr>
+        <w:hyperlink r:id="rId22" w:history="1">
+          <w:r>
+            <w:rPr>
+              <w:rStyle w:val="Hyperlink"/>
+            </w:rPr>
+            <w:t>in</w:t>
+          </w:r>
+        </w:hyperlink>
+      </w:r>
+      <w:r>
+        <w:rPr>
+          <w:rFonts w:ascii="Charis SIL Regular" w:hAnsi="Charis SIL Regular" w:eastAsia="Charis SIL Regular"/>
+          <w:b w:val="0"/>
+          <w:i w:val="0"/>
+          <w:color w:val="0000FF"/>
+          <w:sz w:val="24"/>
+          <w:u w:val="single"/>
+        </w:rPr>
+        <w:t xml:space="preserve"> </w:t>
+      </w:r>
+      <w:r>
+        <w:rPr>
+          <w:rFonts w:ascii="Charis SIL Regular" w:hAnsi="Charis SIL Regular" w:eastAsia="Charis SIL Regular"/>
+          <w:b w:val="0"/>
+          <w:i w:val="0"/>
+          <w:color w:val="0000FF"/>
+          <w:sz w:val="24"/>
+          <w:u w:val="single"/>
+        </w:rPr>
+        <w:hyperlink r:id="rId22" w:history="1">
+          <w:r>
+            <w:rPr>
+              <w:rStyle w:val="Hyperlink"/>
+            </w:rPr>
+            <w:t>col</w:t>
+          </w:r>
+        </w:hyperlink>
+      </w:r>
+      <w:r>
+        <w:rPr>
+          <w:rFonts w:ascii="Charis SIL Regular" w:hAnsi="Charis SIL Regular" w:eastAsia="Charis SIL Regular"/>
+          <w:b w:val="0"/>
+          <w:i w:val="0"/>
+          <w:color w:val="0000FF"/>
+          <w:sz w:val="24"/>
+          <w:u w:val="single"/>
+        </w:rPr>
+        <w:hyperlink r:id="rId22" w:history="1">
+          <w:r>
+            <w:rPr>
+              <w:rStyle w:val="Hyperlink"/>
+            </w:rPr>
+            <w:t>o</w:t>
           </w:r>
         </w:hyperlink>
       </w:r>
@@ -2551,23 +2904,12 @@
           <w:sz w:val="24"/>
           <w:u w:val="single"/>
         </w:rPr>
-        <w:t xml:space="preserve"> </w:t>
-      </w:r>
-      <w:r>
-        <w:rPr>
-          <w:rFonts w:ascii="Charis SIL Regular" w:hAnsi="Charis SIL Regular" w:eastAsia="Charis SIL Regular"/>
-          <w:b w:val="0"/>
-          <w:i w:val="0"/>
-          <w:color w:val="0000FF"/>
-          <w:sz w:val="24"/>
-          <w:u w:val="single"/>
-        </w:rPr>
         <w:hyperlink r:id="rId21" w:history="1">
           <w:r>
             <w:rPr>
               <w:rStyle w:val="Hyperlink"/>
             </w:rPr>
-            <w:t>colonise</w:t>
+            <w:t>i</w:t>
           </w:r>
         </w:hyperlink>
       </w:r>
@@ -2580,12 +2922,12 @@
           <w:sz w:val="24"/>
           <w:u w:val="single"/>
         </w:rPr>
-        <w:hyperlink r:id="rId20" w:history="1">
+        <w:hyperlink r:id="rId21" w:history="1">
           <w:r>
             <w:rPr>
               <w:rStyle w:val="Hyperlink"/>
             </w:rPr>
-            <w:t>d</w:t>
+            <w:t>sed</w:t>
           </w:r>
         </w:hyperlink>
       </w:r>
@@ -2609,12 +2951,30 @@
           <w:sz w:val="24"/>
           <w:u w:val="single"/>
         </w:rPr>
-        <w:hyperlink r:id="rId20" w:history="1">
+        <w:hyperlink r:id="rId21" w:history="1">
           <w:r>
             <w:rPr>
               <w:rStyle w:val="Hyperlink"/>
             </w:rPr>
-            <w:t>territo</w:t>
+            <w:t>territ</w:t>
+          </w:r>
+        </w:hyperlink>
+      </w:r>
+      <w:r>
+        <w:rPr>
+          <w:rFonts w:ascii="Charis SIL Regular" w:hAnsi="Charis SIL Regular" w:eastAsia="Charis SIL Regular"/>
+          <w:b w:val="0"/>
+          <w:i w:val="0"/>
+          <w:color w:val="0000FF"/>
+          <w:sz w:val="24"/>
+          <w:u w:val="single"/>
+        </w:rPr>
+        <w:hyperlink r:id="rId21" w:history="1">
+          <w:r>
+            <w:rPr>
+              <w:rStyle w:val="Hyperlink"/>
+            </w:rPr>
+            <w:t>o</w:t>
           </w:r>
         </w:hyperlink>
       </w:r>
@@ -2637,286 +2997,6 @@
         </w:hyperlink>
       </w:r>
       <w:r>
-        <w:rPr>
-          <w:rFonts w:ascii="Charis SIL Regular" w:hAnsi="Charis SIL Regular" w:eastAsia="Charis SIL Regular"/>
-          <w:b w:val="0"/>
-          <w:i w:val="0"/>
-          <w:color w:val="000000"/>
-          <w:sz w:val="24"/>
-        </w:rPr>
-        <w:t xml:space="preserve">•  </w:t>
-      </w:r>
-      <w:r>
-        <w:rPr>
-          <w:rFonts w:ascii="Charis SIL Regular" w:hAnsi="Charis SIL Regular" w:eastAsia="Charis SIL Regular"/>
-          <w:b w:val="0"/>
-          <w:i w:val="0"/>
-          <w:color w:val="0000FF"/>
-          <w:sz w:val="24"/>
-        </w:rPr>
-        <w:t>Scientific</w:t>
-      </w:r>
-      <w:r>
-        <w:rPr>
-          <w:rFonts w:ascii="Charis SIL Regular" w:hAnsi="Charis SIL Regular" w:eastAsia="Charis SIL Regular"/>
-          <w:b w:val="0"/>
-          <w:i w:val="0"/>
-          <w:color w:val="0000FF"/>
-          <w:sz w:val="24"/>
-          <w:u w:val="single"/>
-        </w:rPr>
-        <w:t xml:space="preserve"> </w:t>
-      </w:r>
-      <w:r>
-        <w:rPr>
-          <w:rFonts w:ascii="Charis SIL Regular" w:hAnsi="Charis SIL Regular" w:eastAsia="Charis SIL Regular"/>
-          <w:b w:val="0"/>
-          <w:i w:val="0"/>
-          <w:color w:val="0000FF"/>
-          <w:sz w:val="24"/>
-          <w:u w:val="single"/>
-        </w:rPr>
-        <w:hyperlink r:id="rId21" w:history="1">
-          <w:r>
-            <w:rPr>
-              <w:rStyle w:val="Hyperlink"/>
-            </w:rPr>
-            <w:t>rese</w:t>
-          </w:r>
-        </w:hyperlink>
-      </w:r>
-      <w:r>
-        <w:rPr>
-          <w:rFonts w:ascii="Charis SIL Regular" w:hAnsi="Charis SIL Regular" w:eastAsia="Charis SIL Regular"/>
-          <w:b w:val="0"/>
-          <w:i w:val="0"/>
-          <w:color w:val="0000FF"/>
-          <w:sz w:val="24"/>
-          <w:u w:val="single"/>
-        </w:rPr>
-        <w:hyperlink r:id="rId22" w:history="1">
-          <w:r>
-            <w:rPr>
-              <w:rStyle w:val="Hyperlink"/>
-            </w:rPr>
-            <w:t>a</w:t>
-          </w:r>
-        </w:hyperlink>
-      </w:r>
-      <w:r>
-        <w:rPr>
-          <w:rFonts w:ascii="Charis SIL Regular" w:hAnsi="Charis SIL Regular" w:eastAsia="Charis SIL Regular"/>
-          <w:b w:val="0"/>
-          <w:i w:val="0"/>
-          <w:color w:val="0000FF"/>
-          <w:sz w:val="24"/>
-          <w:u w:val="single"/>
-        </w:rPr>
-        <w:hyperlink r:id="rId22" w:history="1">
-          <w:r>
-            <w:rPr>
-              <w:rStyle w:val="Hyperlink"/>
-            </w:rPr>
-            <w:t>rch</w:t>
-          </w:r>
-        </w:hyperlink>
-      </w:r>
-      <w:r>
-        <w:rPr>
-          <w:rFonts w:ascii="Charis SIL Regular" w:hAnsi="Charis SIL Regular" w:eastAsia="Charis SIL Regular"/>
-          <w:b w:val="0"/>
-          <w:i w:val="0"/>
-          <w:color w:val="0000FF"/>
-          <w:sz w:val="24"/>
-          <w:u w:val="single"/>
-        </w:rPr>
-        <w:t xml:space="preserve"> </w:t>
-      </w:r>
-      <w:r>
-        <w:rPr>
-          <w:rFonts w:ascii="Charis SIL Regular" w:hAnsi="Charis SIL Regular" w:eastAsia="Charis SIL Regular"/>
-          <w:b w:val="0"/>
-          <w:i w:val="0"/>
-          <w:color w:val="0000FF"/>
-          <w:sz w:val="24"/>
-          <w:u w:val="single"/>
-        </w:rPr>
-        <w:hyperlink r:id="rId21" w:history="1">
-          <w:r>
-            <w:rPr>
-              <w:rStyle w:val="Hyperlink"/>
-            </w:rPr>
-            <w:t>in</w:t>
-          </w:r>
-        </w:hyperlink>
-      </w:r>
-      <w:r>
-        <w:rPr>
-          <w:rFonts w:ascii="Charis SIL Regular" w:hAnsi="Charis SIL Regular" w:eastAsia="Charis SIL Regular"/>
-          <w:b w:val="0"/>
-          <w:i w:val="0"/>
-          <w:color w:val="0000FF"/>
-          <w:sz w:val="24"/>
-          <w:u w:val="single"/>
-        </w:rPr>
-        <w:t xml:space="preserve"> </w:t>
-      </w:r>
-      <w:r>
-        <w:rPr>
-          <w:rFonts w:ascii="Charis SIL Regular" w:hAnsi="Charis SIL Regular" w:eastAsia="Charis SIL Regular"/>
-          <w:b w:val="0"/>
-          <w:i w:val="0"/>
-          <w:color w:val="0000FF"/>
-          <w:sz w:val="24"/>
-          <w:u w:val="single"/>
-        </w:rPr>
-        <w:hyperlink r:id="rId22" w:history="1">
-          <w:r>
-            <w:rPr>
-              <w:rStyle w:val="Hyperlink"/>
-            </w:rPr>
-            <w:t>col</w:t>
-          </w:r>
-        </w:hyperlink>
-      </w:r>
-      <w:r>
-        <w:rPr>
-          <w:rFonts w:ascii="Charis SIL Regular" w:hAnsi="Charis SIL Regular" w:eastAsia="Charis SIL Regular"/>
-          <w:b w:val="0"/>
-          <w:i w:val="0"/>
-          <w:color w:val="0000FF"/>
-          <w:sz w:val="24"/>
-          <w:u w:val="single"/>
-        </w:rPr>
-        <w:hyperlink r:id="rId22" w:history="1">
-          <w:r>
-            <w:rPr>
-              <w:rStyle w:val="Hyperlink"/>
-            </w:rPr>
-            <w:t>o</w:t>
-          </w:r>
-        </w:hyperlink>
-      </w:r>
-      <w:r>
-        <w:rPr>
-          <w:rFonts w:ascii="Charis SIL Regular" w:hAnsi="Charis SIL Regular" w:eastAsia="Charis SIL Regular"/>
-          <w:b w:val="0"/>
-          <w:i w:val="0"/>
-          <w:color w:val="0000FF"/>
-          <w:sz w:val="24"/>
-          <w:u w:val="single"/>
-        </w:rPr>
-        <w:hyperlink r:id="rId21" w:history="1">
-          <w:r>
-            <w:rPr>
-              <w:rStyle w:val="Hyperlink"/>
-            </w:rPr>
-            <w:t>n</w:t>
-          </w:r>
-        </w:hyperlink>
-      </w:r>
-      <w:r>
-        <w:rPr>
-          <w:rFonts w:ascii="Charis SIL Regular" w:hAnsi="Charis SIL Regular" w:eastAsia="Charis SIL Regular"/>
-          <w:b w:val="0"/>
-          <w:i w:val="0"/>
-          <w:color w:val="0000FF"/>
-          <w:sz w:val="24"/>
-          <w:u w:val="single"/>
-        </w:rPr>
-        <w:hyperlink r:id="rId22" w:history="1">
-          <w:r>
-            <w:rPr>
-              <w:rStyle w:val="Hyperlink"/>
-            </w:rPr>
-            <w:t>i</w:t>
-          </w:r>
-        </w:hyperlink>
-      </w:r>
-      <w:r>
-        <w:rPr>
-          <w:rFonts w:ascii="Charis SIL Regular" w:hAnsi="Charis SIL Regular" w:eastAsia="Charis SIL Regular"/>
-          <w:b w:val="0"/>
-          <w:i w:val="0"/>
-          <w:color w:val="0000FF"/>
-          <w:sz w:val="24"/>
-          <w:u w:val="single"/>
-        </w:rPr>
-        <w:hyperlink r:id="rId21" w:history="1">
-          <w:r>
-            <w:rPr>
-              <w:rStyle w:val="Hyperlink"/>
-            </w:rPr>
-            <w:t>sed</w:t>
-          </w:r>
-        </w:hyperlink>
-      </w:r>
-      <w:r>
-        <w:rPr>
-          <w:rFonts w:ascii="Charis SIL Regular" w:hAnsi="Charis SIL Regular" w:eastAsia="Charis SIL Regular"/>
-          <w:b w:val="0"/>
-          <w:i w:val="0"/>
-          <w:color w:val="0000FF"/>
-          <w:sz w:val="24"/>
-          <w:u w:val="single"/>
-        </w:rPr>
-        <w:t xml:space="preserve"> </w:t>
-      </w:r>
-      <w:r>
-        <w:rPr>
-          <w:rFonts w:ascii="Charis SIL Regular" w:hAnsi="Charis SIL Regular" w:eastAsia="Charis SIL Regular"/>
-          <w:b w:val="0"/>
-          <w:i w:val="0"/>
-          <w:color w:val="0000FF"/>
-          <w:sz w:val="24"/>
-          <w:u w:val="single"/>
-        </w:rPr>
-        <w:hyperlink r:id="rId21" w:history="1">
-          <w:r>
-            <w:rPr>
-              <w:rStyle w:val="Hyperlink"/>
-            </w:rPr>
-            <w:t>territ</w:t>
-          </w:r>
-        </w:hyperlink>
-      </w:r>
-      <w:r>
-        <w:rPr>
-          <w:rFonts w:ascii="Charis SIL Regular" w:hAnsi="Charis SIL Regular" w:eastAsia="Charis SIL Regular"/>
-          <w:b w:val="0"/>
-          <w:i w:val="0"/>
-          <w:color w:val="0000FF"/>
-          <w:sz w:val="24"/>
-          <w:u w:val="single"/>
-        </w:rPr>
-        <w:hyperlink r:id="rId21" w:history="1">
-          <w:r>
-            <w:rPr>
-              <w:rStyle w:val="Hyperlink"/>
-            </w:rPr>
-            <w:t>o</w:t>
-          </w:r>
-        </w:hyperlink>
-      </w:r>
-      <w:r>
-        <w:rPr>
-          <w:rFonts w:ascii="Charis SIL Regular" w:hAnsi="Charis SIL Regular" w:eastAsia="Charis SIL Regular"/>
-          <w:b w:val="0"/>
-          <w:i w:val="0"/>
-          <w:color w:val="0000FF"/>
-          <w:sz w:val="24"/>
-          <w:u w:val="single"/>
-        </w:rPr>
-        <w:hyperlink r:id="rId22" w:history="1">
-          <w:r>
-            <w:rPr>
-              <w:rStyle w:val="Hyperlink"/>
-            </w:rPr>
-            <w:t>ries</w:t>
-          </w:r>
-        </w:hyperlink>
-      </w:r>
-      <w:r>
         <w:br/>
       </w:r>
       <w:r>
@@ -3050,7 +3130,7 @@
           <w:sz w:val="24"/>
           <w:u w:val="single"/>
         </w:rPr>
-        <w:hyperlink r:id="rId23" w:history="1">
+        <w:hyperlink r:id="rId22" w:history="1">
           <w:r>
             <w:rPr>
               <w:rStyle w:val="Hyperlink"/>
